--- a/briefings/线口监测午报-2026-09-30.docx
+++ b/briefings/线口监测午报-2026-09-30.docx
@@ -22,7 +22,7 @@
           <w:color w:val="888888"/>
           <w:sz w:val="18"/>
         </w:rPr>
-        <w:t>监测窗口:近48小时 | 生成时间:2026-09-30 13:37</w:t>
+        <w:t>监测窗口:近48小时 | 生成时间:2026-09-30 14:45</w:t>
       </w:r>
     </w:p>
     <w:p>
@@ -70,6 +70,57 @@
           <w:color w:val="888888"/>
           <w:sz w:val="24"/>
         </w:rPr>
+        <w:t>微软推出实验性多模态 AI 研究系统 Project Quine，有望大幅加速药物发现</w:t>
+      </w:r>
+    </w:p>
+    <w:p>
+      <w:r>
+        <w:rPr>
+          <w:rFonts w:ascii="Times New Roman" w:hAnsi="Times New Roman" w:eastAsia="宋体"/>
+          <w:color w:val="888888"/>
+          <w:sz w:val="18"/>
+        </w:rPr>
+        <w:t>来源:IT之家 | 时间:09-30 14:02</w:t>
+      </w:r>
+    </w:p>
+    <w:p>
+      <w:r>
+        <w:rPr>
+          <w:rFonts w:ascii="Times New Roman" w:hAnsi="Times New Roman" w:eastAsia="宋体"/>
+          <w:sz w:val="18"/>
+        </w:rPr>
+        <w:t>链接:</w:t>
+      </w:r>
+      <w:hyperlink r:id="rId9">
+        <w:r>
+          <w:rPr>
+            <w:color w:val="0563C1"/>
+            <w:u w:val="single"/>
+          </w:rPr>
+          <w:t>微软推出实验性多模态 AI 研究系统 Project Quine，有望大幅加速药物发现</w:t>
+        </w:r>
+      </w:hyperlink>
+    </w:p>
+    <w:p>
+      <w:pPr>
+        <w:pStyle w:val="Heading3"/>
+      </w:pPr>
+      <w:r>
+        <w:rPr>
+          <w:rFonts w:ascii="Times New Roman" w:hAnsi="Times New Roman" w:eastAsia="黑体"/>
+          <w:b w:val="0"/>
+          <w:color w:val="888888"/>
+          <w:sz w:val="24"/>
+        </w:rPr>
+        <w:t>【C级·参考】</w:t>
+      </w:r>
+      <w:r>
+        <w:rPr>
+          <w:rFonts w:ascii="Times New Roman" w:hAnsi="Times New Roman" w:eastAsia="黑体"/>
+          <w:b w:val="0"/>
+          <w:color w:val="888888"/>
+          <w:sz w:val="24"/>
+        </w:rPr>
         <w:t>Fairphone 预告 TWS 耳机 Fairbuds 2，延续模块化可维修设计</w:t>
       </w:r>
     </w:p>
@@ -91,7 +142,7 @@
         </w:rPr>
         <w:t>链接:</w:t>
       </w:r>
-      <w:hyperlink r:id="rId9">
+      <w:hyperlink r:id="rId10">
         <w:r>
           <w:rPr>
             <w:color w:val="0563C1"/>
@@ -142,7 +193,7 @@
         </w:rPr>
         <w:t>链接:</w:t>
       </w:r>
-      <w:hyperlink r:id="rId10">
+      <w:hyperlink r:id="rId11">
         <w:r>
           <w:rPr>
             <w:color w:val="0563C1"/>
@@ -193,7 +244,7 @@
         </w:rPr>
         <w:t>链接:</w:t>
       </w:r>
-      <w:hyperlink r:id="rId11">
+      <w:hyperlink r:id="rId12">
         <w:r>
           <w:rPr>
             <w:color w:val="0563C1"/>
@@ -244,7 +295,7 @@
         </w:rPr>
         <w:t>链接:</w:t>
       </w:r>
-      <w:hyperlink r:id="rId12">
+      <w:hyperlink r:id="rId13">
         <w:r>
           <w:rPr>
             <w:color w:val="0563C1"/>
@@ -295,7 +346,7 @@
         </w:rPr>
         <w:t>链接:</w:t>
       </w:r>
-      <w:hyperlink r:id="rId13">
+      <w:hyperlink r:id="rId14">
         <w:r>
           <w:rPr>
             <w:color w:val="0563C1"/>
@@ -346,7 +397,7 @@
         </w:rPr>
         <w:t>链接:</w:t>
       </w:r>
-      <w:hyperlink r:id="rId14">
+      <w:hyperlink r:id="rId15">
         <w:r>
           <w:rPr>
             <w:color w:val="0563C1"/>
@@ -397,7 +448,7 @@
         </w:rPr>
         <w:t>链接:</w:t>
       </w:r>
-      <w:hyperlink r:id="rId15">
+      <w:hyperlink r:id="rId16">
         <w:r>
           <w:rPr>
             <w:color w:val="0563C1"/>
@@ -448,7 +499,7 @@
         </w:rPr>
         <w:t>链接:</w:t>
       </w:r>
-      <w:hyperlink r:id="rId16">
+      <w:hyperlink r:id="rId17">
         <w:r>
           <w:rPr>
             <w:color w:val="0563C1"/>
@@ -499,7 +550,7 @@
         </w:rPr>
         <w:t>链接:</w:t>
       </w:r>
-      <w:hyperlink r:id="rId17">
+      <w:hyperlink r:id="rId18">
         <w:r>
           <w:rPr>
             <w:color w:val="0563C1"/>
@@ -550,7 +601,7 @@
         </w:rPr>
         <w:t>链接:</w:t>
       </w:r>
-      <w:hyperlink r:id="rId18">
+      <w:hyperlink r:id="rId19">
         <w:r>
           <w:rPr>
             <w:color w:val="0563C1"/>
@@ -601,7 +652,7 @@
         </w:rPr>
         <w:t>链接:</w:t>
       </w:r>
-      <w:hyperlink r:id="rId19">
+      <w:hyperlink r:id="rId20">
         <w:r>
           <w:rPr>
             <w:color w:val="0563C1"/>
@@ -652,7 +703,7 @@
         </w:rPr>
         <w:t>链接:</w:t>
       </w:r>
-      <w:hyperlink r:id="rId20">
+      <w:hyperlink r:id="rId21">
         <w:r>
           <w:rPr>
             <w:color w:val="0563C1"/>
@@ -703,7 +754,7 @@
         </w:rPr>
         <w:t>链接:</w:t>
       </w:r>
-      <w:hyperlink r:id="rId21">
+      <w:hyperlink r:id="rId22">
         <w:r>
           <w:rPr>
             <w:color w:val="0563C1"/>
@@ -754,7 +805,7 @@
         </w:rPr>
         <w:t>链接:</w:t>
       </w:r>
-      <w:hyperlink r:id="rId22">
+      <w:hyperlink r:id="rId23">
         <w:r>
           <w:rPr>
             <w:color w:val="0563C1"/>
@@ -805,7 +856,7 @@
         </w:rPr>
         <w:t>链接:</w:t>
       </w:r>
-      <w:hyperlink r:id="rId23">
+      <w:hyperlink r:id="rId24">
         <w:r>
           <w:rPr>
             <w:color w:val="0563C1"/>
@@ -835,7 +886,7 @@
           <w:color w:val="888888"/>
           <w:sz w:val="24"/>
         </w:rPr>
-        <w:t>研扬推出无风扇 "Panther Lake" 迷你主机，内置 Frore AirJet 超声波振膜主动散热</w:t>
+        <w:t>AI眼镜的“iPhone时刻”，还有多远？</w:t>
       </w:r>
     </w:p>
     <w:p>
@@ -845,7 +896,7 @@
           <w:color w:val="888888"/>
           <w:sz w:val="18"/>
         </w:rPr>
-        <w:t>来源:IT之家 | 时间:09-30 08:53</w:t>
+        <w:t>来源:Bing新闻 | 时间:09-30 07:45</w:t>
       </w:r>
     </w:p>
     <w:p>
@@ -856,13 +907,13 @@
         </w:rPr>
         <w:t>链接:</w:t>
       </w:r>
-      <w:hyperlink r:id="rId24">
+      <w:hyperlink r:id="rId25">
         <w:r>
           <w:rPr>
             <w:color w:val="0563C1"/>
             <w:u w:val="single"/>
           </w:rPr>
-          <w:t>研扬推出无风扇 "Panther Lake" 迷你主机，内置 Frore AirJet 超声波振膜主动散热</w:t>
+          <w:t>AI眼镜的“iPhone时刻”，还有多远？</w:t>
         </w:r>
       </w:hyperlink>
     </w:p>
@@ -886,7 +937,7 @@
           <w:color w:val="888888"/>
           <w:sz w:val="24"/>
         </w:rPr>
-        <w:t>OpenAI CEO 奥尔特曼谈上市：需先做好 AI 安全承诺，暂无明确时间表</w:t>
+        <w:t>Meta携手Naver，年末为AI眼镜上线Naver地图免手持步行导航</w:t>
       </w:r>
     </w:p>
     <w:p>
@@ -896,58 +947,7 @@
           <w:color w:val="888888"/>
           <w:sz w:val="18"/>
         </w:rPr>
-        <w:t>来源:IT之家 | 时间:09-30 08:48</w:t>
-      </w:r>
-    </w:p>
-    <w:p>
-      <w:r>
-        <w:rPr>
-          <w:rFonts w:ascii="Times New Roman" w:hAnsi="Times New Roman" w:eastAsia="宋体"/>
-          <w:sz w:val="18"/>
-        </w:rPr>
-        <w:t>链接:</w:t>
-      </w:r>
-      <w:hyperlink r:id="rId25">
-        <w:r>
-          <w:rPr>
-            <w:color w:val="0563C1"/>
-            <w:u w:val="single"/>
-          </w:rPr>
-          <w:t>OpenAI CEO 奥尔特曼谈上市：需先做好 AI 安全承诺，暂无明确时间表</w:t>
-        </w:r>
-      </w:hyperlink>
-    </w:p>
-    <w:p>
-      <w:pPr>
-        <w:pStyle w:val="Heading3"/>
-      </w:pPr>
-      <w:r>
-        <w:rPr>
-          <w:rFonts w:ascii="Times New Roman" w:hAnsi="Times New Roman" w:eastAsia="黑体"/>
-          <w:b w:val="0"/>
-          <w:color w:val="888888"/>
-          <w:sz w:val="24"/>
-        </w:rPr>
-        <w:t>【C级·参考】</w:t>
-      </w:r>
-      <w:r>
-        <w:rPr>
-          <w:rFonts w:ascii="Times New Roman" w:hAnsi="Times New Roman" w:eastAsia="黑体"/>
-          <w:b w:val="0"/>
-          <w:color w:val="888888"/>
-          <w:sz w:val="24"/>
-        </w:rPr>
-        <w:t>OpenAI 奥尔特曼：AI 的影响将超过工业革命，当下是进入就业市场的最佳时机</w:t>
-      </w:r>
-    </w:p>
-    <w:p>
-      <w:r>
-        <w:rPr>
-          <w:rFonts w:ascii="Times New Roman" w:hAnsi="Times New Roman" w:eastAsia="宋体"/>
-          <w:color w:val="888888"/>
-          <w:sz w:val="18"/>
-        </w:rPr>
-        <w:t>来源:IT之家 | 时间:09-30 08:37</w:t>
+        <w:t>来源:Bing新闻 | 时间:09-30 01:47</w:t>
       </w:r>
     </w:p>
     <w:p>
@@ -964,7 +964,7 @@
             <w:color w:val="0563C1"/>
             <w:u w:val="single"/>
           </w:rPr>
-          <w:t>OpenAI 奥尔特曼：AI 的影响将超过工业革命，当下是进入就业市场的最佳时机</w:t>
+          <w:t>Meta携手Naver，年末为AI眼镜上线Naver地图免手持步行导航</w:t>
         </w:r>
       </w:hyperlink>
     </w:p>
@@ -1216,6 +1216,57 @@
           <w:color w:val="888888"/>
           <w:sz w:val="24"/>
         </w:rPr>
+        <w:t>R 星剧透《GTA 6》更多玩法：玩家能打网约车、刷 SNS、健身……</w:t>
+      </w:r>
+    </w:p>
+    <w:p>
+      <w:r>
+        <w:rPr>
+          <w:rFonts w:ascii="Times New Roman" w:hAnsi="Times New Roman" w:eastAsia="宋体"/>
+          <w:color w:val="888888"/>
+          <w:sz w:val="18"/>
+        </w:rPr>
+        <w:t>来源:IT之家 | 时间:09-30 13:51</w:t>
+      </w:r>
+    </w:p>
+    <w:p>
+      <w:r>
+        <w:rPr>
+          <w:rFonts w:ascii="Times New Roman" w:hAnsi="Times New Roman" w:eastAsia="宋体"/>
+          <w:sz w:val="18"/>
+        </w:rPr>
+        <w:t>链接:</w:t>
+      </w:r>
+      <w:hyperlink r:id="rId31">
+        <w:r>
+          <w:rPr>
+            <w:color w:val="0563C1"/>
+            <w:u w:val="single"/>
+          </w:rPr>
+          <w:t>R 星剧透《GTA 6》更多玩法：玩家能打网约车、刷 SNS、健身……</w:t>
+        </w:r>
+      </w:hyperlink>
+    </w:p>
+    <w:p>
+      <w:pPr>
+        <w:pStyle w:val="Heading3"/>
+      </w:pPr>
+      <w:r>
+        <w:rPr>
+          <w:rFonts w:ascii="Times New Roman" w:hAnsi="Times New Roman" w:eastAsia="黑体"/>
+          <w:b w:val="0"/>
+          <w:color w:val="888888"/>
+          <w:sz w:val="24"/>
+        </w:rPr>
+        <w:t>【C级·参考】</w:t>
+      </w:r>
+      <w:r>
+        <w:rPr>
+          <w:rFonts w:ascii="Times New Roman" w:hAnsi="Times New Roman" w:eastAsia="黑体"/>
+          <w:b w:val="0"/>
+          <w:color w:val="888888"/>
+          <w:sz w:val="24"/>
+        </w:rPr>
         <w:t>鸿蒙智行问界新 M8 开启预售：华为乾崑智驾 ADS 5、面向未来的 L3 架构设计，38.98 万元起</w:t>
       </w:r>
     </w:p>
@@ -1237,7 +1288,7 @@
         </w:rPr>
         <w:t>链接:</w:t>
       </w:r>
-      <w:hyperlink r:id="rId31">
+      <w:hyperlink r:id="rId32">
         <w:r>
           <w:rPr>
             <w:color w:val="0563C1"/>
@@ -1296,6 +1347,57 @@
           <w:color w:val="888888"/>
           <w:sz w:val="24"/>
         </w:rPr>
+        <w:t>玩手机就能轻松赚钱？央视起底“游戏测试”兼职黑灰产业链，上百年轻人被骗</w:t>
+      </w:r>
+    </w:p>
+    <w:p>
+      <w:r>
+        <w:rPr>
+          <w:rFonts w:ascii="Times New Roman" w:hAnsi="Times New Roman" w:eastAsia="宋体"/>
+          <w:color w:val="888888"/>
+          <w:sz w:val="18"/>
+        </w:rPr>
+        <w:t>来源:IT之家 | 时间:09-30 14:41</w:t>
+      </w:r>
+    </w:p>
+    <w:p>
+      <w:r>
+        <w:rPr>
+          <w:rFonts w:ascii="Times New Roman" w:hAnsi="Times New Roman" w:eastAsia="宋体"/>
+          <w:sz w:val="18"/>
+        </w:rPr>
+        <w:t>链接:</w:t>
+      </w:r>
+      <w:hyperlink r:id="rId33">
+        <w:r>
+          <w:rPr>
+            <w:color w:val="0563C1"/>
+            <w:u w:val="single"/>
+          </w:rPr>
+          <w:t>玩手机就能轻松赚钱？央视起底“游戏测试”兼职黑灰产业链，上百年轻人被骗</w:t>
+        </w:r>
+      </w:hyperlink>
+    </w:p>
+    <w:p>
+      <w:pPr>
+        <w:pStyle w:val="Heading3"/>
+      </w:pPr>
+      <w:r>
+        <w:rPr>
+          <w:rFonts w:ascii="Times New Roman" w:hAnsi="Times New Roman" w:eastAsia="黑体"/>
+          <w:b w:val="0"/>
+          <w:color w:val="888888"/>
+          <w:sz w:val="24"/>
+        </w:rPr>
+        <w:t>【C级·参考】</w:t>
+      </w:r>
+      <w:r>
+        <w:rPr>
+          <w:rFonts w:ascii="Times New Roman" w:hAnsi="Times New Roman" w:eastAsia="黑体"/>
+          <w:b w:val="0"/>
+          <w:color w:val="888888"/>
+          <w:sz w:val="24"/>
+        </w:rPr>
         <w:t>10年独游老兵暴论：“游戏本身已不重要”！同行吵翻天：“发行商狗眼看人低”？</w:t>
       </w:r>
     </w:p>
@@ -1317,7 +1419,7 @@
         </w:rPr>
         <w:t>链接:</w:t>
       </w:r>
-      <w:hyperlink r:id="rId32">
+      <w:hyperlink r:id="rId34">
         <w:r>
           <w:rPr>
             <w:color w:val="0563C1"/>
@@ -1368,7 +1470,7 @@
         </w:rPr>
         <w:t>链接:</w:t>
       </w:r>
-      <w:hyperlink r:id="rId33">
+      <w:hyperlink r:id="rId35">
         <w:r>
           <w:rPr>
             <w:color w:val="0563C1"/>
@@ -1419,7 +1521,7 @@
         </w:rPr>
         <w:t>链接:</w:t>
       </w:r>
-      <w:hyperlink r:id="rId34">
+      <w:hyperlink r:id="rId36">
         <w:r>
           <w:rPr>
             <w:color w:val="0563C1"/>
@@ -1470,115 +1572,13 @@
         </w:rPr>
         <w:t>链接:</w:t>
       </w:r>
-      <w:hyperlink r:id="rId35">
+      <w:hyperlink r:id="rId37">
         <w:r>
           <w:rPr>
             <w:color w:val="0563C1"/>
             <w:u w:val="single"/>
           </w:rPr>
           <w:t>混同人社区、第一次做游戏，就干出Steam近3万人在线《角色屋》？</w:t>
-        </w:r>
-      </w:hyperlink>
-    </w:p>
-    <w:p>
-      <w:pPr>
-        <w:pStyle w:val="Heading3"/>
-      </w:pPr>
-      <w:r>
-        <w:rPr>
-          <w:rFonts w:ascii="Times New Roman" w:hAnsi="Times New Roman" w:eastAsia="黑体"/>
-          <w:b w:val="0"/>
-          <w:color w:val="888888"/>
-          <w:sz w:val="24"/>
-        </w:rPr>
-        <w:t>【C级·参考】</w:t>
-      </w:r>
-      <w:r>
-        <w:rPr>
-          <w:rFonts w:ascii="Times New Roman" w:hAnsi="Times New Roman" w:eastAsia="黑体"/>
-          <w:b w:val="0"/>
-          <w:color w:val="888888"/>
-          <w:sz w:val="24"/>
-        </w:rPr>
-        <w:t>微星流光 X32 MAG 271QPX32 OLED 显示器体验：新面板 + 旗舰调校，电竞玩家新选择</w:t>
-      </w:r>
-    </w:p>
-    <w:p>
-      <w:r>
-        <w:rPr>
-          <w:rFonts w:ascii="Times New Roman" w:hAnsi="Times New Roman" w:eastAsia="宋体"/>
-          <w:color w:val="888888"/>
-          <w:sz w:val="18"/>
-        </w:rPr>
-        <w:t>来源:IT之家 | 时间:09-30 09:14</w:t>
-      </w:r>
-    </w:p>
-    <w:p>
-      <w:r>
-        <w:rPr>
-          <w:rFonts w:ascii="Times New Roman" w:hAnsi="Times New Roman" w:eastAsia="宋体"/>
-          <w:sz w:val="18"/>
-        </w:rPr>
-        <w:t>链接:</w:t>
-      </w:r>
-      <w:hyperlink r:id="rId36">
-        <w:r>
-          <w:rPr>
-            <w:color w:val="0563C1"/>
-            <w:u w:val="single"/>
-          </w:rPr>
-          <w:t>微星流光 X32 MAG 271QPX32 OLED 显示器体验：新面板 + 旗舰调校，电竞玩家新选择</w:t>
-        </w:r>
-      </w:hyperlink>
-    </w:p>
-    <w:p>
-      <w:pPr>
-        <w:pStyle w:val="Heading3"/>
-      </w:pPr>
-      <w:r>
-        <w:rPr>
-          <w:rFonts w:ascii="Times New Roman" w:hAnsi="Times New Roman" w:eastAsia="黑体"/>
-          <w:b w:val="0"/>
-          <w:color w:val="888888"/>
-          <w:sz w:val="24"/>
-        </w:rPr>
-        <w:t>【C级·参考】</w:t>
-      </w:r>
-      <w:r>
-        <w:rPr>
-          <w:rFonts w:ascii="Times New Roman" w:hAnsi="Times New Roman" w:eastAsia="黑体"/>
-          <w:b w:val="0"/>
-          <w:color w:val="888888"/>
-          <w:sz w:val="24"/>
-        </w:rPr>
-        <w:t>拳头游戏虚拟乐团“真实伤害”回归，演唱 2026 英雄联盟全球总决赛主题曲</w:t>
-      </w:r>
-    </w:p>
-    <w:p>
-      <w:r>
-        <w:rPr>
-          <w:rFonts w:ascii="Times New Roman" w:hAnsi="Times New Roman" w:eastAsia="宋体"/>
-          <w:color w:val="888888"/>
-          <w:sz w:val="18"/>
-        </w:rPr>
-        <w:t>来源:IT之家 | 时间:09-30 08:56</w:t>
-      </w:r>
-    </w:p>
-    <w:p>
-      <w:r>
-        <w:rPr>
-          <w:rFonts w:ascii="Times New Roman" w:hAnsi="Times New Roman" w:eastAsia="宋体"/>
-          <w:sz w:val="18"/>
-        </w:rPr>
-        <w:t>链接:</w:t>
-      </w:r>
-      <w:hyperlink r:id="rId37">
-        <w:r>
-          <w:rPr>
-            <w:color w:val="0563C1"/>
-            <w:u w:val="single"/>
-          </w:rPr>
-          <w:t>拳头游戏虚拟乐团“真实伤害”回归，演唱 2026 英雄联盟全球总决赛主题曲</w:t>
         </w:r>
       </w:hyperlink>
     </w:p>
@@ -1671,7 +1671,7 @@
           <w:rFonts w:ascii="Times New Roman" w:hAnsi="Times New Roman" w:eastAsia="宋体"/>
           <w:sz w:val="18"/>
         </w:rPr>
-        <w:t>IT之家(60)、GameLook(14)、HackerNews(3)、Bing新闻(6)</w:t>
+        <w:t>IT之家(60)、GameLook(14)、HackerNews(3)、Bing新闻(7)</w:t>
       </w:r>
     </w:p>
     <w:p>

--- a/briefings/线口监测午报-2026-09-30.docx
+++ b/briefings/线口监测午报-2026-09-30.docx
@@ -22,7 +22,7 @@
           <w:color w:val="888888"/>
           <w:sz w:val="18"/>
         </w:rPr>
-        <w:t>监测窗口:近48小时 | 生成时间:2026-09-30 14:45</w:t>
+        <w:t>监测窗口:近48小时 | 生成时间:2026-09-30 21:36</w:t>
       </w:r>
     </w:p>
     <w:p>
@@ -70,7 +70,7 @@
           <w:color w:val="888888"/>
           <w:sz w:val="24"/>
         </w:rPr>
-        <w:t>微软推出实验性多模态 AI 研究系统 Project Quine，有望大幅加速药物发现</w:t>
+        <w:t>新加坡一男子用 AI 生成鳄鱼侵袭水库照片被起诉，最高或面临 10 年监禁 +1 万新币罚款</w:t>
       </w:r>
     </w:p>
     <w:p>
@@ -80,7 +80,7 @@
           <w:color w:val="888888"/>
           <w:sz w:val="18"/>
         </w:rPr>
-        <w:t>来源:IT之家 | 时间:09-30 14:02</w:t>
+        <w:t>来源:IT之家 | 时间:09-30 21:01</w:t>
       </w:r>
     </w:p>
     <w:p>
@@ -97,7 +97,7 @@
             <w:color w:val="0563C1"/>
             <w:u w:val="single"/>
           </w:rPr>
-          <w:t>微软推出实验性多模态 AI 研究系统 Project Quine，有望大幅加速药物发现</w:t>
+          <w:t>新加坡一男子用 AI 生成鳄鱼侵袭水库照片被起诉，最高或面临 10 年监禁 +1 万新币罚款</w:t>
         </w:r>
       </w:hyperlink>
     </w:p>
@@ -121,7 +121,7 @@
           <w:color w:val="888888"/>
           <w:sz w:val="24"/>
         </w:rPr>
-        <w:t>Fairphone 预告 TWS 耳机 Fairbuds 2，延续模块化可维修设计</w:t>
+        <w:t>磐镭 YO2 锐龙 AI Max+ PRO 495 版迷你主机上架：192GB+2TB 售价 49999 元</w:t>
       </w:r>
     </w:p>
     <w:p>
@@ -131,7 +131,7 @@
           <w:color w:val="888888"/>
           <w:sz w:val="18"/>
         </w:rPr>
-        <w:t>来源:IT之家 | 时间:09-30 13:32</w:t>
+        <w:t>来源:IT之家 | 时间:09-30 18:46</w:t>
       </w:r>
     </w:p>
     <w:p>
@@ -148,7 +148,7 @@
             <w:color w:val="0563C1"/>
             <w:u w:val="single"/>
           </w:rPr>
-          <w:t>Fairphone 预告 TWS 耳机 Fairbuds 2，延续模块化可维修设计</w:t>
+          <w:t>磐镭 YO2 锐龙 AI Max+ PRO 495 版迷你主机上架：192GB+2TB 售价 49999 元</w:t>
         </w:r>
       </w:hyperlink>
     </w:p>
@@ -172,7 +172,7 @@
           <w:color w:val="888888"/>
           <w:sz w:val="24"/>
         </w:rPr>
-        <w:t>戴森 AI 电动牙刷 CamaraJet 一度“下架”，官方承认早期批次产品存在渗水故障</w:t>
+        <w:t>微星预热尊爵 N16 Flip AI+ 2026 二合一翻转本：英伟达 RTX Spark 芯片，预计 10 月 8 日预售</w:t>
       </w:r>
     </w:p>
     <w:p>
@@ -182,7 +182,7 @@
           <w:color w:val="888888"/>
           <w:sz w:val="18"/>
         </w:rPr>
-        <w:t>来源:IT之家 | 时间:09-30 13:17</w:t>
+        <w:t>来源:IT之家 | 时间:09-30 18:41</w:t>
       </w:r>
     </w:p>
     <w:p>
@@ -199,7 +199,7 @@
             <w:color w:val="0563C1"/>
             <w:u w:val="single"/>
           </w:rPr>
-          <w:t>戴森 AI 电动牙刷 CamaraJet 一度“下架”，官方承认早期批次产品存在渗水故障</w:t>
+          <w:t>微星预热尊爵 N16 Flip AI+ 2026 二合一翻转本：英伟达 RTX Spark 芯片，预计 10 月 8 日预售</w:t>
         </w:r>
       </w:hyperlink>
     </w:p>
@@ -223,7 +223,7 @@
           <w:color w:val="888888"/>
           <w:sz w:val="24"/>
         </w:rPr>
-        <w:t>特朗普签署行政令把 AI 改叫 SI，推出美国政府对话式问答网站</w:t>
+        <w:t>中国大模型首次进入 OpenAI 企业付费结算体系，Kimi K3 接入 Codex 企业通道</w:t>
       </w:r>
     </w:p>
     <w:p>
@@ -233,7 +233,7 @@
           <w:color w:val="888888"/>
           <w:sz w:val="18"/>
         </w:rPr>
-        <w:t>来源:IT之家 | 时间:09-30 12:49</w:t>
+        <w:t>来源:IT之家 | 时间:09-30 18:19</w:t>
       </w:r>
     </w:p>
     <w:p>
@@ -250,7 +250,7 @@
             <w:color w:val="0563C1"/>
             <w:u w:val="single"/>
           </w:rPr>
-          <w:t>特朗普签署行政令把 AI 改叫 SI，推出美国政府对话式问答网站</w:t>
+          <w:t>中国大模型首次进入 OpenAI 企业付费结算体系，Kimi K3 接入 Codex 企业通道</w:t>
         </w:r>
       </w:hyperlink>
     </w:p>
@@ -274,7 +274,7 @@
           <w:color w:val="888888"/>
           <w:sz w:val="24"/>
         </w:rPr>
-        <w:t>Meta Muse 爆火，美银警示 AI 智能体或冲击苹果服务业务收入</w:t>
+        <w:t>Pi.dev: You Said No MCP</w:t>
       </w:r>
     </w:p>
     <w:p>
@@ -284,7 +284,7 @@
           <w:color w:val="888888"/>
           <w:sz w:val="18"/>
         </w:rPr>
-        <w:t>来源:IT之家 | 时间:09-30 12:35</w:t>
+        <w:t>来源:Hacker News | 时间:09-30 17:55</w:t>
       </w:r>
     </w:p>
     <w:p>
@@ -301,7 +301,7 @@
             <w:color w:val="0563C1"/>
             <w:u w:val="single"/>
           </w:rPr>
-          <w:t>Meta Muse 爆火，美银警示 AI 智能体或冲击苹果服务业务收入</w:t>
+          <w:t>Pi.dev: You Said No MCP</w:t>
         </w:r>
       </w:hyperlink>
     </w:p>
@@ -325,7 +325,7 @@
           <w:color w:val="888888"/>
           <w:sz w:val="24"/>
         </w:rPr>
-        <w:t>“美国散户大本营”Robinhood 推出 AI 智能体工具，可自动替用户盯盘交易</w:t>
+        <w:t>Meta 被曝将 AI 数据中心包装成实验性质以获取税收优惠，去年节省近 40 亿美元</w:t>
       </w:r>
     </w:p>
     <w:p>
@@ -335,7 +335,7 @@
           <w:color w:val="888888"/>
           <w:sz w:val="18"/>
         </w:rPr>
-        <w:t>来源:IT之家 | 时间:09-30 12:05</w:t>
+        <w:t>来源:IT之家 | 时间:09-30 17:48</w:t>
       </w:r>
     </w:p>
     <w:p>
@@ -352,7 +352,7 @@
             <w:color w:val="0563C1"/>
             <w:u w:val="single"/>
           </w:rPr>
-          <w:t>“美国散户大本营”Robinhood 推出 AI 智能体工具，可自动替用户盯盘交易</w:t>
+          <w:t>Meta 被曝将 AI 数据中心包装成实验性质以获取税收优惠，去年节省近 40 亿美元</w:t>
         </w:r>
       </w:hyperlink>
     </w:p>
@@ -376,7 +376,7 @@
           <w:color w:val="888888"/>
           <w:sz w:val="24"/>
         </w:rPr>
-        <w:t>OpenAI 推出 Codex 专用插件，可用自然语言 AI 制作 Game Boy 风格游戏</w:t>
+        <w:t>OpenClaw Enterprise 官宣：为智能体提供企业级安全与控制功能</w:t>
       </w:r>
     </w:p>
     <w:p>
@@ -386,7 +386,7 @@
           <w:color w:val="888888"/>
           <w:sz w:val="18"/>
         </w:rPr>
-        <w:t>来源:IT之家 | 时间:09-30 11:26</w:t>
+        <w:t>来源:IT之家 | 时间:09-30 15:55</w:t>
       </w:r>
     </w:p>
     <w:p>
@@ -403,7 +403,7 @@
             <w:color w:val="0563C1"/>
             <w:u w:val="single"/>
           </w:rPr>
-          <w:t>OpenAI 推出 Codex 专用插件，可用自然语言 AI 制作 Game Boy 风格游戏</w:t>
+          <w:t>OpenClaw Enterprise 官宣：为智能体提供企业级安全与控制功能</w:t>
         </w:r>
       </w:hyperlink>
     </w:p>
@@ -427,7 +427,7 @@
           <w:color w:val="888888"/>
           <w:sz w:val="24"/>
         </w:rPr>
-        <w:t>豪威推出常开型视觉 AI 协处理器 OAX7700，停车监控方案仅需 3% 功耗</w:t>
+        <w:t>消息称豆包 AI 个人助手产品叫作“小豆”，计划推出独立 App</w:t>
       </w:r>
     </w:p>
     <w:p>
@@ -437,7 +437,7 @@
           <w:color w:val="888888"/>
           <w:sz w:val="18"/>
         </w:rPr>
-        <w:t>来源:IT之家 | 时间:09-30 11:04</w:t>
+        <w:t>来源:IT之家 | 时间:09-30 15:52</w:t>
       </w:r>
     </w:p>
     <w:p>
@@ -454,7 +454,58 @@
             <w:color w:val="0563C1"/>
             <w:u w:val="single"/>
           </w:rPr>
-          <w:t>豪威推出常开型视觉 AI 协处理器 OAX7700，停车监控方案仅需 3% 功耗</w:t>
+          <w:t>消息称豆包 AI 个人助手产品叫作“小豆”，计划推出独立 App</w:t>
+        </w:r>
+      </w:hyperlink>
+    </w:p>
+    <w:p>
+      <w:pPr>
+        <w:pStyle w:val="Heading3"/>
+      </w:pPr>
+      <w:r>
+        <w:rPr>
+          <w:rFonts w:ascii="Times New Roman" w:hAnsi="Times New Roman" w:eastAsia="黑体"/>
+          <w:b w:val="0"/>
+          <w:color w:val="888888"/>
+          <w:sz w:val="24"/>
+        </w:rPr>
+        <w:t>【C级·参考】</w:t>
+      </w:r>
+      <w:r>
+        <w:rPr>
+          <w:rFonts w:ascii="Times New Roman" w:hAnsi="Times New Roman" w:eastAsia="黑体"/>
+          <w:b w:val="0"/>
+          <w:color w:val="888888"/>
+          <w:sz w:val="24"/>
+        </w:rPr>
+        <w:t>LG 与微软合作研发智能家居 AI 语音助手，号称可实现流畅自然语音交流</w:t>
+      </w:r>
+    </w:p>
+    <w:p>
+      <w:r>
+        <w:rPr>
+          <w:rFonts w:ascii="Times New Roman" w:hAnsi="Times New Roman" w:eastAsia="宋体"/>
+          <w:color w:val="888888"/>
+          <w:sz w:val="18"/>
+        </w:rPr>
+        <w:t>来源:IT之家 | 时间:09-30 15:38</w:t>
+      </w:r>
+    </w:p>
+    <w:p>
+      <w:r>
+        <w:rPr>
+          <w:rFonts w:ascii="Times New Roman" w:hAnsi="Times New Roman" w:eastAsia="宋体"/>
+          <w:sz w:val="18"/>
+        </w:rPr>
+        <w:t>链接:</w:t>
+      </w:r>
+      <w:hyperlink r:id="rId17">
+        <w:r>
+          <w:rPr>
+            <w:color w:val="0563C1"/>
+            <w:u w:val="single"/>
+          </w:rPr>
+          <w:t>LG 与微软合作研发智能家居 AI 语音助手，号称可实现流畅自然语音交流</w:t>
         </w:r>
       </w:hyperlink>
     </w:p>
@@ -499,7 +550,7 @@
         </w:rPr>
         <w:t>链接:</w:t>
       </w:r>
-      <w:hyperlink r:id="rId17">
+      <w:hyperlink r:id="rId18">
         <w:r>
           <w:rPr>
             <w:color w:val="0563C1"/>
@@ -550,217 +601,13 @@
         </w:rPr>
         <w:t>链接:</w:t>
       </w:r>
-      <w:hyperlink r:id="rId18">
+      <w:hyperlink r:id="rId19">
         <w:r>
           <w:rPr>
             <w:color w:val="0563C1"/>
             <w:u w:val="single"/>
           </w:rPr>
           <w:t>腾讯又AI发功了！秘密内测“鹅次元”，“AI美女陪玩”想怎么赢？</w:t>
-        </w:r>
-      </w:hyperlink>
-    </w:p>
-    <w:p>
-      <w:pPr>
-        <w:pStyle w:val="Heading3"/>
-      </w:pPr>
-      <w:r>
-        <w:rPr>
-          <w:rFonts w:ascii="Times New Roman" w:hAnsi="Times New Roman" w:eastAsia="黑体"/>
-          <w:b w:val="0"/>
-          <w:color w:val="888888"/>
-          <w:sz w:val="24"/>
-        </w:rPr>
-        <w:t>【C级·参考】</w:t>
-      </w:r>
-      <w:r>
-        <w:rPr>
-          <w:rFonts w:ascii="Times New Roman" w:hAnsi="Times New Roman" w:eastAsia="黑体"/>
-          <w:b w:val="0"/>
-          <w:color w:val="888888"/>
-          <w:sz w:val="24"/>
-        </w:rPr>
-        <w:t>WPS、微信、QQ 登陆深开鸿 KaihongOS 桌面版（x86）：非容器自研技术方案，运行性能无限接近原生</w:t>
-      </w:r>
-    </w:p>
-    <w:p>
-      <w:r>
-        <w:rPr>
-          <w:rFonts w:ascii="Times New Roman" w:hAnsi="Times New Roman" w:eastAsia="宋体"/>
-          <w:color w:val="888888"/>
-          <w:sz w:val="18"/>
-        </w:rPr>
-        <w:t>来源:IT之家 | 时间:09-30 10:39</w:t>
-      </w:r>
-    </w:p>
-    <w:p>
-      <w:r>
-        <w:rPr>
-          <w:rFonts w:ascii="Times New Roman" w:hAnsi="Times New Roman" w:eastAsia="宋体"/>
-          <w:sz w:val="18"/>
-        </w:rPr>
-        <w:t>链接:</w:t>
-      </w:r>
-      <w:hyperlink r:id="rId19">
-        <w:r>
-          <w:rPr>
-            <w:color w:val="0563C1"/>
-            <w:u w:val="single"/>
-          </w:rPr>
-          <w:t>WPS、微信、QQ 登陆深开鸿 KaihongOS 桌面版（x86）：非容器自研技术方案，运行性能无限接近原生</w:t>
-        </w:r>
-      </w:hyperlink>
-    </w:p>
-    <w:p>
-      <w:pPr>
-        <w:pStyle w:val="Heading3"/>
-      </w:pPr>
-      <w:r>
-        <w:rPr>
-          <w:rFonts w:ascii="Times New Roman" w:hAnsi="Times New Roman" w:eastAsia="黑体"/>
-          <w:b w:val="0"/>
-          <w:color w:val="888888"/>
-          <w:sz w:val="24"/>
-        </w:rPr>
-        <w:t>【C级·参考】</w:t>
-      </w:r>
-      <w:r>
-        <w:rPr>
-          <w:rFonts w:ascii="Times New Roman" w:hAnsi="Times New Roman" w:eastAsia="黑体"/>
-          <w:b w:val="0"/>
-          <w:color w:val="888888"/>
-          <w:sz w:val="24"/>
-        </w:rPr>
-        <w:t>报告称微软 Copilot 承包商可完整查看用户上传的照片、AI 提示词等</w:t>
-      </w:r>
-    </w:p>
-    <w:p>
-      <w:r>
-        <w:rPr>
-          <w:rFonts w:ascii="Times New Roman" w:hAnsi="Times New Roman" w:eastAsia="宋体"/>
-          <w:color w:val="888888"/>
-          <w:sz w:val="18"/>
-        </w:rPr>
-        <w:t>来源:IT之家 | 时间:09-30 10:30</w:t>
-      </w:r>
-    </w:p>
-    <w:p>
-      <w:r>
-        <w:rPr>
-          <w:rFonts w:ascii="Times New Roman" w:hAnsi="Times New Roman" w:eastAsia="宋体"/>
-          <w:sz w:val="18"/>
-        </w:rPr>
-        <w:t>链接:</w:t>
-      </w:r>
-      <w:hyperlink r:id="rId20">
-        <w:r>
-          <w:rPr>
-            <w:color w:val="0563C1"/>
-            <w:u w:val="single"/>
-          </w:rPr>
-          <w:t>报告称微软 Copilot 承包商可完整查看用户上传的照片、AI 提示词等</w:t>
-        </w:r>
-      </w:hyperlink>
-    </w:p>
-    <w:p>
-      <w:pPr>
-        <w:pStyle w:val="Heading3"/>
-      </w:pPr>
-      <w:r>
-        <w:rPr>
-          <w:rFonts w:ascii="Times New Roman" w:hAnsi="Times New Roman" w:eastAsia="黑体"/>
-          <w:b w:val="0"/>
-          <w:color w:val="888888"/>
-          <w:sz w:val="24"/>
-        </w:rPr>
-        <w:t>【C级·参考】</w:t>
-      </w:r>
-      <w:r>
-        <w:rPr>
-          <w:rFonts w:ascii="Times New Roman" w:hAnsi="Times New Roman" w:eastAsia="黑体"/>
-          <w:b w:val="0"/>
-          <w:color w:val="888888"/>
-          <w:sz w:val="24"/>
-        </w:rPr>
-        <w:t>DeepSeek 开源面向华为昇腾算力平台的基础设施组件，与英伟达平台一一对应</w:t>
-      </w:r>
-    </w:p>
-    <w:p>
-      <w:r>
-        <w:rPr>
-          <w:rFonts w:ascii="Times New Roman" w:hAnsi="Times New Roman" w:eastAsia="宋体"/>
-          <w:color w:val="888888"/>
-          <w:sz w:val="18"/>
-        </w:rPr>
-        <w:t>来源:IT之家 | 时间:09-30 10:25</w:t>
-      </w:r>
-    </w:p>
-    <w:p>
-      <w:r>
-        <w:rPr>
-          <w:rFonts w:ascii="Times New Roman" w:hAnsi="Times New Roman" w:eastAsia="宋体"/>
-          <w:sz w:val="18"/>
-        </w:rPr>
-        <w:t>链接:</w:t>
-      </w:r>
-      <w:hyperlink r:id="rId21">
-        <w:r>
-          <w:rPr>
-            <w:color w:val="0563C1"/>
-            <w:u w:val="single"/>
-          </w:rPr>
-          <w:t>DeepSeek 开源面向华为昇腾算力平台的基础设施组件，与英伟达平台一一对应</w:t>
-        </w:r>
-      </w:hyperlink>
-    </w:p>
-    <w:p>
-      <w:pPr>
-        <w:pStyle w:val="Heading3"/>
-      </w:pPr>
-      <w:r>
-        <w:rPr>
-          <w:rFonts w:ascii="Times New Roman" w:hAnsi="Times New Roman" w:eastAsia="黑体"/>
-          <w:b w:val="0"/>
-          <w:color w:val="888888"/>
-          <w:sz w:val="24"/>
-        </w:rPr>
-        <w:t>【C级·参考】</w:t>
-      </w:r>
-      <w:r>
-        <w:rPr>
-          <w:rFonts w:ascii="Times New Roman" w:hAnsi="Times New Roman" w:eastAsia="黑体"/>
-          <w:b w:val="0"/>
-          <w:color w:val="888888"/>
-          <w:sz w:val="24"/>
-        </w:rPr>
-        <w:t>消息称 AI 失控前 OpenAI 已接到员工警告，但高层选择无视</w:t>
-      </w:r>
-    </w:p>
-    <w:p>
-      <w:r>
-        <w:rPr>
-          <w:rFonts w:ascii="Times New Roman" w:hAnsi="Times New Roman" w:eastAsia="宋体"/>
-          <w:color w:val="888888"/>
-          <w:sz w:val="18"/>
-        </w:rPr>
-        <w:t>来源:IT之家 | 时间:09-30 09:48</w:t>
-      </w:r>
-    </w:p>
-    <w:p>
-      <w:r>
-        <w:rPr>
-          <w:rFonts w:ascii="Times New Roman" w:hAnsi="Times New Roman" w:eastAsia="宋体"/>
-          <w:sz w:val="18"/>
-        </w:rPr>
-        <w:t>链接:</w:t>
-      </w:r>
-      <w:hyperlink r:id="rId22">
-        <w:r>
-          <w:rPr>
-            <w:color w:val="0563C1"/>
-            <w:u w:val="single"/>
-          </w:rPr>
-          <w:t>消息称 AI 失控前 OpenAI 已接到员工警告，但高层选择无视</w:t>
         </w:r>
       </w:hyperlink>
     </w:p>
@@ -805,7 +652,7 @@
         </w:rPr>
         <w:t>链接:</w:t>
       </w:r>
-      <w:hyperlink r:id="rId23">
+      <w:hyperlink r:id="rId20">
         <w:r>
           <w:rPr>
             <w:color w:val="0563C1"/>
@@ -835,7 +682,7 @@
           <w:color w:val="888888"/>
           <w:sz w:val="24"/>
         </w:rPr>
-        <w:t>Anthropic 与 SpaceX 签署最高 845 亿美元算力协议，可提前 90 天发通知解除</w:t>
+        <w:t>AI眼镜遭遇“散热”拷问：头部品牌被曝长时间使用存在过热烫伤风险，海外已启动召回</w:t>
       </w:r>
     </w:p>
     <w:p>
@@ -845,7 +692,7 @@
           <w:color w:val="888888"/>
           <w:sz w:val="18"/>
         </w:rPr>
-        <w:t>来源:IT之家 | 时间:09-30 09:41</w:t>
+        <w:t>来源:Bing新闻 | 时间:09-30 09:00</w:t>
       </w:r>
     </w:p>
     <w:p>
@@ -856,13 +703,13 @@
         </w:rPr>
         <w:t>链接:</w:t>
       </w:r>
-      <w:hyperlink r:id="rId24">
+      <w:hyperlink r:id="rId21">
         <w:r>
           <w:rPr>
             <w:color w:val="0563C1"/>
             <w:u w:val="single"/>
           </w:rPr>
-          <w:t>Anthropic 与 SpaceX 签署最高 845 亿美元算力协议，可提前 90 天发通知解除</w:t>
+          <w:t>AI眼镜遭遇“散热”拷问：头部品牌被曝长时间使用存在过热烫伤风险，海外已启动召回</w:t>
         </w:r>
       </w:hyperlink>
     </w:p>
@@ -896,7 +743,7 @@
           <w:color w:val="888888"/>
           <w:sz w:val="18"/>
         </w:rPr>
-        <w:t>来源:Bing新闻 | 时间:09-30 07:45</w:t>
+        <w:t>来源:Bing新闻 | 时间:09-30 07:59</w:t>
       </w:r>
     </w:p>
     <w:p>
@@ -907,7 +754,7 @@
         </w:rPr>
         <w:t>链接:</w:t>
       </w:r>
-      <w:hyperlink r:id="rId25">
+      <w:hyperlink r:id="rId22">
         <w:r>
           <w:rPr>
             <w:color w:val="0563C1"/>
@@ -937,7 +784,7 @@
           <w:color w:val="888888"/>
           <w:sz w:val="24"/>
         </w:rPr>
-        <w:t>Meta携手Naver，年末为AI眼镜上线Naver地图免手持步行导航</w:t>
+        <w:t>AI硬件迎来“寒武纪”，百度智能云如何卡位？｜高管访谈</w:t>
       </w:r>
     </w:p>
     <w:p>
@@ -947,7 +794,7 @@
           <w:color w:val="888888"/>
           <w:sz w:val="18"/>
         </w:rPr>
-        <w:t>来源:Bing新闻 | 时间:09-30 01:47</w:t>
+        <w:t>来源:Bing新闻 | 时间:09-30 07:35</w:t>
       </w:r>
     </w:p>
     <w:p>
@@ -958,13 +805,13 @@
         </w:rPr>
         <w:t>链接:</w:t>
       </w:r>
-      <w:hyperlink r:id="rId26">
+      <w:hyperlink r:id="rId23">
         <w:r>
           <w:rPr>
             <w:color w:val="0563C1"/>
             <w:u w:val="single"/>
           </w:rPr>
-          <w:t>Meta携手Naver，年末为AI眼镜上线Naver地图免手持步行导航</w:t>
+          <w:t>AI硬件迎来“寒武纪”，百度智能云如何卡位？｜高管访谈</w:t>
         </w:r>
       </w:hyperlink>
     </w:p>
@@ -988,7 +835,7 @@
           <w:color w:val="888888"/>
           <w:sz w:val="24"/>
         </w:rPr>
-        <w:t>AI眼镜遭遇“散热”拷问：头部品牌被曝长时间使用存在过热烫伤风险，海外已启动召回</w:t>
+        <w:t>“可能造成严重烫伤甚至死亡”，某AI眼镜品牌海外启动召回</w:t>
       </w:r>
     </w:p>
     <w:p>
@@ -998,7 +845,7 @@
           <w:color w:val="888888"/>
           <w:sz w:val="18"/>
         </w:rPr>
-        <w:t>来源:Bing新闻 | 时间:09-30 01:00</w:t>
+        <w:t>来源:Bing新闻 | 时间:09-30 02:03</w:t>
       </w:r>
     </w:p>
     <w:p>
@@ -1009,13 +856,13 @@
         </w:rPr>
         <w:t>链接:</w:t>
       </w:r>
-      <w:hyperlink r:id="rId27">
+      <w:hyperlink r:id="rId24">
         <w:r>
           <w:rPr>
             <w:color w:val="0563C1"/>
             <w:u w:val="single"/>
           </w:rPr>
-          <w:t>AI眼镜遭遇“散热”拷问：头部品牌被曝长时间使用存在过热烫伤风险，海外已启动召回</w:t>
+          <w:t>“可能造成严重烫伤甚至死亡”，某AI眼镜品牌海外启动召回</w:t>
         </w:r>
       </w:hyperlink>
     </w:p>
@@ -1039,7 +886,7 @@
           <w:color w:val="888888"/>
           <w:sz w:val="24"/>
         </w:rPr>
-        <w:t>“可能造成严重烫伤，甚至可能导致死亡”，AI眼镜头部品牌海外启动召回</w:t>
+        <w:t>镜腿异常升温或存烫伤风险！AI眼镜海外启动召回，影目回应</w:t>
       </w:r>
     </w:p>
     <w:p>
@@ -1049,7 +896,7 @@
           <w:color w:val="888888"/>
           <w:sz w:val="18"/>
         </w:rPr>
-        <w:t>来源:Bing新闻 | 时间:09-29 21:31</w:t>
+        <w:t>来源:Bing新闻 | 时间:09-30 01:00</w:t>
       </w:r>
     </w:p>
     <w:p>
@@ -1060,13 +907,13 @@
         </w:rPr>
         <w:t>链接:</w:t>
       </w:r>
-      <w:hyperlink r:id="rId28">
+      <w:hyperlink r:id="rId25">
         <w:r>
           <w:rPr>
             <w:color w:val="0563C1"/>
             <w:u w:val="single"/>
           </w:rPr>
-          <w:t>“可能造成严重烫伤，甚至可能导致死亡”，AI眼镜头部品牌海外启动召回</w:t>
+          <w:t>镜腿异常升温或存烫伤风险！AI眼镜海外启动召回，影目回应</w:t>
         </w:r>
       </w:hyperlink>
     </w:p>
@@ -1080,6 +927,40 @@
           <w:sz w:val="28"/>
         </w:rPr>
         <w:t>机器人/AI硬件</w:t>
+      </w:r>
+    </w:p>
+    <w:p>
+      <w:r>
+        <w:t>本线口暂无重要更新</w:t>
+      </w:r>
+    </w:p>
+    <w:p>
+      <w:pPr>
+        <w:pStyle w:val="Heading2"/>
+      </w:pPr>
+      <w:r>
+        <w:rPr>
+          <w:rFonts w:ascii="Times New Roman" w:hAnsi="Times New Roman" w:eastAsia="黑体"/>
+          <w:sz w:val="28"/>
+        </w:rPr>
+        <w:t>无人驾驶/低空/智慧出行</w:t>
+      </w:r>
+    </w:p>
+    <w:p>
+      <w:r>
+        <w:t>本线口暂无重要更新</w:t>
+      </w:r>
+    </w:p>
+    <w:p>
+      <w:pPr>
+        <w:pStyle w:val="Heading2"/>
+      </w:pPr>
+      <w:r>
+        <w:rPr>
+          <w:rFonts w:ascii="Times New Roman" w:hAnsi="Times New Roman" w:eastAsia="黑体"/>
+          <w:sz w:val="28"/>
+        </w:rPr>
+        <w:t>电商/直播/即时零售</w:t>
       </w:r>
     </w:p>
     <w:p>
@@ -1102,7 +983,7 @@
           <w:color w:val="888888"/>
           <w:sz w:val="24"/>
         </w:rPr>
-        <w:t>法拉第未来：机器人工厂目标年底前投入运营</w:t>
+        <w:t>重点整治短视频摆拍带娃送外卖、冒充医生律师、包装富二代名媛等，中央网信办部署开展专项行动</w:t>
       </w:r>
     </w:p>
     <w:p>
@@ -1112,7 +993,7 @@
           <w:color w:val="888888"/>
           <w:sz w:val="18"/>
         </w:rPr>
-        <w:t>来源:IT之家 | 时间:09-30 11:26</w:t>
+        <w:t>来源:IT之家 | 时间:09-30 16:40</w:t>
       </w:r>
     </w:p>
     <w:p>
@@ -1123,197 +1004,15 @@
         </w:rPr>
         <w:t>链接:</w:t>
       </w:r>
-      <w:hyperlink r:id="rId29">
+      <w:hyperlink r:id="rId26">
         <w:r>
           <w:rPr>
             <w:color w:val="0563C1"/>
             <w:u w:val="single"/>
           </w:rPr>
-          <w:t>法拉第未来：机器人工厂目标年底前投入运营</w:t>
+          <w:t>重点整治短视频摆拍带娃送外卖、冒充医生律师、包装富二代名媛等，中央网信办部署开展专项行动</w:t>
         </w:r>
       </w:hyperlink>
-    </w:p>
-    <w:p>
-      <w:pPr>
-        <w:pStyle w:val="Heading3"/>
-      </w:pPr>
-      <w:r>
-        <w:rPr>
-          <w:rFonts w:ascii="Times New Roman" w:hAnsi="Times New Roman" w:eastAsia="黑体"/>
-          <w:b w:val="0"/>
-          <w:color w:val="888888"/>
-          <w:sz w:val="24"/>
-        </w:rPr>
-        <w:t>【C级·参考】</w:t>
-      </w:r>
-      <w:r>
-        <w:rPr>
-          <w:rFonts w:ascii="Times New Roman" w:hAnsi="Times New Roman" w:eastAsia="黑体"/>
-          <w:b w:val="0"/>
-          <w:color w:val="888888"/>
-          <w:sz w:val="24"/>
-        </w:rPr>
-        <w:t>哈萨克斯坦总统托卡耶夫：支持优必选在阿拉木图建设机器人设备制造工厂</w:t>
-      </w:r>
-    </w:p>
-    <w:p>
-      <w:r>
-        <w:rPr>
-          <w:rFonts w:ascii="Times New Roman" w:hAnsi="Times New Roman" w:eastAsia="宋体"/>
-          <w:color w:val="888888"/>
-          <w:sz w:val="18"/>
-        </w:rPr>
-        <w:t>来源:IT之家 | 时间:09-30 11:24</w:t>
-      </w:r>
-    </w:p>
-    <w:p>
-      <w:r>
-        <w:rPr>
-          <w:rFonts w:ascii="Times New Roman" w:hAnsi="Times New Roman" w:eastAsia="宋体"/>
-          <w:sz w:val="18"/>
-        </w:rPr>
-        <w:t>链接:</w:t>
-      </w:r>
-      <w:hyperlink r:id="rId30">
-        <w:r>
-          <w:rPr>
-            <w:color w:val="0563C1"/>
-            <w:u w:val="single"/>
-          </w:rPr>
-          <w:t>哈萨克斯坦总统托卡耶夫：支持优必选在阿拉木图建设机器人设备制造工厂</w:t>
-        </w:r>
-      </w:hyperlink>
-    </w:p>
-    <w:p>
-      <w:pPr>
-        <w:pStyle w:val="Heading2"/>
-      </w:pPr>
-      <w:r>
-        <w:rPr>
-          <w:rFonts w:ascii="Times New Roman" w:hAnsi="Times New Roman" w:eastAsia="黑体"/>
-          <w:sz w:val="28"/>
-        </w:rPr>
-        <w:t>无人驾驶/低空/智慧出行</w:t>
-      </w:r>
-    </w:p>
-    <w:p>
-      <w:pPr>
-        <w:pStyle w:val="Heading3"/>
-      </w:pPr>
-      <w:r>
-        <w:rPr>
-          <w:rFonts w:ascii="Times New Roman" w:hAnsi="Times New Roman" w:eastAsia="黑体"/>
-          <w:b w:val="0"/>
-          <w:color w:val="888888"/>
-          <w:sz w:val="24"/>
-        </w:rPr>
-        <w:t>【C级·参考】</w:t>
-      </w:r>
-      <w:r>
-        <w:rPr>
-          <w:rFonts w:ascii="Times New Roman" w:hAnsi="Times New Roman" w:eastAsia="黑体"/>
-          <w:b w:val="0"/>
-          <w:color w:val="888888"/>
-          <w:sz w:val="24"/>
-        </w:rPr>
-        <w:t>R 星剧透《GTA 6》更多玩法：玩家能打网约车、刷 SNS、健身……</w:t>
-      </w:r>
-    </w:p>
-    <w:p>
-      <w:r>
-        <w:rPr>
-          <w:rFonts w:ascii="Times New Roman" w:hAnsi="Times New Roman" w:eastAsia="宋体"/>
-          <w:color w:val="888888"/>
-          <w:sz w:val="18"/>
-        </w:rPr>
-        <w:t>来源:IT之家 | 时间:09-30 13:51</w:t>
-      </w:r>
-    </w:p>
-    <w:p>
-      <w:r>
-        <w:rPr>
-          <w:rFonts w:ascii="Times New Roman" w:hAnsi="Times New Roman" w:eastAsia="宋体"/>
-          <w:sz w:val="18"/>
-        </w:rPr>
-        <w:t>链接:</w:t>
-      </w:r>
-      <w:hyperlink r:id="rId31">
-        <w:r>
-          <w:rPr>
-            <w:color w:val="0563C1"/>
-            <w:u w:val="single"/>
-          </w:rPr>
-          <w:t>R 星剧透《GTA 6》更多玩法：玩家能打网约车、刷 SNS、健身……</w:t>
-        </w:r>
-      </w:hyperlink>
-    </w:p>
-    <w:p>
-      <w:pPr>
-        <w:pStyle w:val="Heading3"/>
-      </w:pPr>
-      <w:r>
-        <w:rPr>
-          <w:rFonts w:ascii="Times New Roman" w:hAnsi="Times New Roman" w:eastAsia="黑体"/>
-          <w:b w:val="0"/>
-          <w:color w:val="888888"/>
-          <w:sz w:val="24"/>
-        </w:rPr>
-        <w:t>【C级·参考】</w:t>
-      </w:r>
-      <w:r>
-        <w:rPr>
-          <w:rFonts w:ascii="Times New Roman" w:hAnsi="Times New Roman" w:eastAsia="黑体"/>
-          <w:b w:val="0"/>
-          <w:color w:val="888888"/>
-          <w:sz w:val="24"/>
-        </w:rPr>
-        <w:t>鸿蒙智行问界新 M8 开启预售：华为乾崑智驾 ADS 5、面向未来的 L3 架构设计，38.98 万元起</w:t>
-      </w:r>
-    </w:p>
-    <w:p>
-      <w:r>
-        <w:rPr>
-          <w:rFonts w:ascii="Times New Roman" w:hAnsi="Times New Roman" w:eastAsia="宋体"/>
-          <w:color w:val="888888"/>
-          <w:sz w:val="18"/>
-        </w:rPr>
-        <w:t>来源:IT之家 | 时间:09-30 10:26</w:t>
-      </w:r>
-    </w:p>
-    <w:p>
-      <w:r>
-        <w:rPr>
-          <w:rFonts w:ascii="Times New Roman" w:hAnsi="Times New Roman" w:eastAsia="宋体"/>
-          <w:sz w:val="18"/>
-        </w:rPr>
-        <w:t>链接:</w:t>
-      </w:r>
-      <w:hyperlink r:id="rId32">
-        <w:r>
-          <w:rPr>
-            <w:color w:val="0563C1"/>
-            <w:u w:val="single"/>
-          </w:rPr>
-          <w:t>鸿蒙智行问界新 M8 开启预售：华为乾崑智驾 ADS 5、面向未来的 L3 架构设计，38.98 万元起</w:t>
-        </w:r>
-      </w:hyperlink>
-    </w:p>
-    <w:p>
-      <w:pPr>
-        <w:pStyle w:val="Heading2"/>
-      </w:pPr>
-      <w:r>
-        <w:rPr>
-          <w:rFonts w:ascii="Times New Roman" w:hAnsi="Times New Roman" w:eastAsia="黑体"/>
-          <w:sz w:val="28"/>
-        </w:rPr>
-        <w:t>电商/直播/即时零售</w:t>
-      </w:r>
-    </w:p>
-    <w:p>
-      <w:r>
-        <w:t>本线口暂无重要更新</w:t>
-      </w:r>
     </w:p>
     <w:p>
       <w:pPr>
@@ -1347,7 +1046,7 @@
           <w:color w:val="888888"/>
           <w:sz w:val="24"/>
         </w:rPr>
-        <w:t>玩手机就能轻松赚钱？央视起底“游戏测试”兼职黑灰产业链，上百年轻人被骗</w:t>
+        <w:t>联想推出拯救者 R9 68 键磁轴电竞键盘：8KHz 轮询率，999 元</w:t>
       </w:r>
     </w:p>
     <w:p>
@@ -1357,7 +1056,7 @@
           <w:color w:val="888888"/>
           <w:sz w:val="18"/>
         </w:rPr>
-        <w:t>来源:IT之家 | 时间:09-30 14:41</w:t>
+        <w:t>来源:IT之家 | 时间:09-30 21:05</w:t>
       </w:r>
     </w:p>
     <w:p>
@@ -1368,13 +1067,268 @@
         </w:rPr>
         <w:t>链接:</w:t>
       </w:r>
-      <w:hyperlink r:id="rId33">
+      <w:hyperlink r:id="rId27">
         <w:r>
           <w:rPr>
             <w:color w:val="0563C1"/>
             <w:u w:val="single"/>
           </w:rPr>
-          <w:t>玩手机就能轻松赚钱？央视起底“游戏测试”兼职黑灰产业链，上百年轻人被骗</w:t>
+          <w:t>联想推出拯救者 R9 68 键磁轴电竞键盘：8KHz 轮询率，999 元</w:t>
+        </w:r>
+      </w:hyperlink>
+    </w:p>
+    <w:p>
+      <w:pPr>
+        <w:pStyle w:val="Heading3"/>
+      </w:pPr>
+      <w:r>
+        <w:rPr>
+          <w:rFonts w:ascii="Times New Roman" w:hAnsi="Times New Roman" w:eastAsia="黑体"/>
+          <w:b w:val="0"/>
+          <w:color w:val="888888"/>
+          <w:sz w:val="24"/>
+        </w:rPr>
+        <w:t>【C级·参考】</w:t>
+      </w:r>
+      <w:r>
+        <w:rPr>
+          <w:rFonts w:ascii="Times New Roman" w:hAnsi="Times New Roman" w:eastAsia="黑体"/>
+          <w:b w:val="0"/>
+          <w:color w:val="888888"/>
+          <w:sz w:val="24"/>
+        </w:rPr>
+        <w:t>华纳《权力的游戏》首部院线电影定档 2029 年 6 月 6 日，剧情聚焦伊耿征服维斯特洛</w:t>
+      </w:r>
+    </w:p>
+    <w:p>
+      <w:r>
+        <w:rPr>
+          <w:rFonts w:ascii="Times New Roman" w:hAnsi="Times New Roman" w:eastAsia="宋体"/>
+          <w:color w:val="888888"/>
+          <w:sz w:val="18"/>
+        </w:rPr>
+        <w:t>来源:IT之家 | 时间:09-30 18:31</w:t>
+      </w:r>
+    </w:p>
+    <w:p>
+      <w:r>
+        <w:rPr>
+          <w:rFonts w:ascii="Times New Roman" w:hAnsi="Times New Roman" w:eastAsia="宋体"/>
+          <w:sz w:val="18"/>
+        </w:rPr>
+        <w:t>链接:</w:t>
+      </w:r>
+      <w:hyperlink r:id="rId28">
+        <w:r>
+          <w:rPr>
+            <w:color w:val="0563C1"/>
+            <w:u w:val="single"/>
+          </w:rPr>
+          <w:t>华纳《权力的游戏》首部院线电影定档 2029 年 6 月 6 日，剧情聚焦伊耿征服维斯特洛</w:t>
+        </w:r>
+      </w:hyperlink>
+    </w:p>
+    <w:p>
+      <w:pPr>
+        <w:pStyle w:val="Heading3"/>
+      </w:pPr>
+      <w:r>
+        <w:rPr>
+          <w:rFonts w:ascii="Times New Roman" w:hAnsi="Times New Roman" w:eastAsia="黑体"/>
+          <w:b w:val="0"/>
+          <w:color w:val="888888"/>
+          <w:sz w:val="24"/>
+        </w:rPr>
+        <w:t>【C级·参考】</w:t>
+      </w:r>
+      <w:r>
+        <w:rPr>
+          <w:rFonts w:ascii="Times New Roman" w:hAnsi="Times New Roman" w:eastAsia="黑体"/>
+          <w:b w:val="0"/>
+          <w:color w:val="888888"/>
+          <w:sz w:val="24"/>
+        </w:rPr>
+        <w:t>2026 年 9 月 209 款游戏版号下发，米哈游《源初之结》过审</w:t>
+      </w:r>
+    </w:p>
+    <w:p>
+      <w:r>
+        <w:rPr>
+          <w:rFonts w:ascii="Times New Roman" w:hAnsi="Times New Roman" w:eastAsia="宋体"/>
+          <w:color w:val="888888"/>
+          <w:sz w:val="18"/>
+        </w:rPr>
+        <w:t>来源:IT之家 | 时间:09-30 18:04</w:t>
+      </w:r>
+    </w:p>
+    <w:p>
+      <w:r>
+        <w:rPr>
+          <w:rFonts w:ascii="Times New Roman" w:hAnsi="Times New Roman" w:eastAsia="宋体"/>
+          <w:sz w:val="18"/>
+        </w:rPr>
+        <w:t>链接:</w:t>
+      </w:r>
+      <w:hyperlink r:id="rId29">
+        <w:r>
+          <w:rPr>
+            <w:color w:val="0563C1"/>
+            <w:u w:val="single"/>
+          </w:rPr>
+          <w:t>2026 年 9 月 209 款游戏版号下发，米哈游《源初之结》过审</w:t>
+        </w:r>
+      </w:hyperlink>
+    </w:p>
+    <w:p>
+      <w:pPr>
+        <w:pStyle w:val="Heading3"/>
+      </w:pPr>
+      <w:r>
+        <w:rPr>
+          <w:rFonts w:ascii="Times New Roman" w:hAnsi="Times New Roman" w:eastAsia="黑体"/>
+          <w:b w:val="0"/>
+          <w:color w:val="888888"/>
+          <w:sz w:val="24"/>
+        </w:rPr>
+        <w:t>【C级·参考】</w:t>
+      </w:r>
+      <w:r>
+        <w:rPr>
+          <w:rFonts w:ascii="Times New Roman" w:hAnsi="Times New Roman" w:eastAsia="黑体"/>
+          <w:b w:val="0"/>
+          <w:color w:val="888888"/>
+          <w:sz w:val="24"/>
+        </w:rPr>
+        <w:t>《使命召唤：现代战争 4》游戏 PC 版特性官宣：支持超宽屏、光追、HDR10+ 与插帧等</w:t>
+      </w:r>
+    </w:p>
+    <w:p>
+      <w:r>
+        <w:rPr>
+          <w:rFonts w:ascii="Times New Roman" w:hAnsi="Times New Roman" w:eastAsia="宋体"/>
+          <w:color w:val="888888"/>
+          <w:sz w:val="18"/>
+        </w:rPr>
+        <w:t>来源:IT之家 | 时间:09-30 18:03</w:t>
+      </w:r>
+    </w:p>
+    <w:p>
+      <w:r>
+        <w:rPr>
+          <w:rFonts w:ascii="Times New Roman" w:hAnsi="Times New Roman" w:eastAsia="宋体"/>
+          <w:sz w:val="18"/>
+        </w:rPr>
+        <w:t>链接:</w:t>
+      </w:r>
+      <w:hyperlink r:id="rId30">
+        <w:r>
+          <w:rPr>
+            <w:color w:val="0563C1"/>
+            <w:u w:val="single"/>
+          </w:rPr>
+          <w:t>《使命召唤：现代战争 4》游戏 PC 版特性官宣：支持超宽屏、光追、HDR10+ 与插帧等</w:t>
+        </w:r>
+      </w:hyperlink>
+    </w:p>
+    <w:p>
+      <w:pPr>
+        <w:pStyle w:val="Heading3"/>
+      </w:pPr>
+      <w:r>
+        <w:rPr>
+          <w:rFonts w:ascii="Times New Roman" w:hAnsi="Times New Roman" w:eastAsia="黑体"/>
+          <w:b w:val="0"/>
+          <w:color w:val="888888"/>
+          <w:sz w:val="24"/>
+        </w:rPr>
+        <w:t>【C级·参考】</w:t>
+      </w:r>
+      <w:r>
+        <w:rPr>
+          <w:rFonts w:ascii="Times New Roman" w:hAnsi="Times New Roman" w:eastAsia="黑体"/>
+          <w:b w:val="0"/>
+          <w:color w:val="888888"/>
+          <w:sz w:val="24"/>
+        </w:rPr>
+        <w:t>铭凡推出新款原子侠 G1 PRO 游戏迷你主机：换用 Radeon RX 9060 XT 显卡，1759 美元</w:t>
+      </w:r>
+    </w:p>
+    <w:p>
+      <w:r>
+        <w:rPr>
+          <w:rFonts w:ascii="Times New Roman" w:hAnsi="Times New Roman" w:eastAsia="宋体"/>
+          <w:color w:val="888888"/>
+          <w:sz w:val="18"/>
+        </w:rPr>
+        <w:t>来源:IT之家 | 时间:09-30 16:16</w:t>
+      </w:r>
+    </w:p>
+    <w:p>
+      <w:r>
+        <w:rPr>
+          <w:rFonts w:ascii="Times New Roman" w:hAnsi="Times New Roman" w:eastAsia="宋体"/>
+          <w:sz w:val="18"/>
+        </w:rPr>
+        <w:t>链接:</w:t>
+      </w:r>
+      <w:hyperlink r:id="rId31">
+        <w:r>
+          <w:rPr>
+            <w:color w:val="0563C1"/>
+            <w:u w:val="single"/>
+          </w:rPr>
+          <w:t>铭凡推出新款原子侠 G1 PRO 游戏迷你主机：换用 Radeon RX 9060 XT 显卡，1759 美元</w:t>
+        </w:r>
+      </w:hyperlink>
+    </w:p>
+    <w:p>
+      <w:pPr>
+        <w:pStyle w:val="Heading3"/>
+      </w:pPr>
+      <w:r>
+        <w:rPr>
+          <w:rFonts w:ascii="Times New Roman" w:hAnsi="Times New Roman" w:eastAsia="黑体"/>
+          <w:b w:val="0"/>
+          <w:color w:val="888888"/>
+          <w:sz w:val="24"/>
+        </w:rPr>
+        <w:t>【C级·参考】</w:t>
+      </w:r>
+      <w:r>
+        <w:rPr>
+          <w:rFonts w:ascii="Times New Roman" w:hAnsi="Times New Roman" w:eastAsia="黑体"/>
+          <w:b w:val="0"/>
+          <w:color w:val="888888"/>
+          <w:sz w:val="24"/>
+        </w:rPr>
+        <w:t>索尼 PS Store 无意间曝光《GTA6》游戏分级：PEGI 18</w:t>
+      </w:r>
+    </w:p>
+    <w:p>
+      <w:r>
+        <w:rPr>
+          <w:rFonts w:ascii="Times New Roman" w:hAnsi="Times New Roman" w:eastAsia="宋体"/>
+          <w:color w:val="888888"/>
+          <w:sz w:val="18"/>
+        </w:rPr>
+        <w:t>来源:IT之家 | 时间:09-30 16:01</w:t>
+      </w:r>
+    </w:p>
+    <w:p>
+      <w:r>
+        <w:rPr>
+          <w:rFonts w:ascii="Times New Roman" w:hAnsi="Times New Roman" w:eastAsia="宋体"/>
+          <w:sz w:val="18"/>
+        </w:rPr>
+        <w:t>链接:</w:t>
+      </w:r>
+      <w:hyperlink r:id="rId32">
+        <w:r>
+          <w:rPr>
+            <w:color w:val="0563C1"/>
+            <w:u w:val="single"/>
+          </w:rPr>
+          <w:t>索尼 PS Store 无意间曝光《GTA6》游戏分级：PEGI 18</w:t>
         </w:r>
       </w:hyperlink>
     </w:p>
@@ -1419,7 +1373,7 @@
         </w:rPr>
         <w:t>链接:</w:t>
       </w:r>
-      <w:hyperlink r:id="rId34">
+      <w:hyperlink r:id="rId33">
         <w:r>
           <w:rPr>
             <w:color w:val="0563C1"/>
@@ -1470,7 +1424,7 @@
         </w:rPr>
         <w:t>链接:</w:t>
       </w:r>
-      <w:hyperlink r:id="rId35">
+      <w:hyperlink r:id="rId34">
         <w:r>
           <w:rPr>
             <w:color w:val="0563C1"/>
@@ -1521,7 +1475,7 @@
         </w:rPr>
         <w:t>链接:</w:t>
       </w:r>
-      <w:hyperlink r:id="rId36">
+      <w:hyperlink r:id="rId35">
         <w:r>
           <w:rPr>
             <w:color w:val="0563C1"/>
@@ -1572,7 +1526,7 @@
         </w:rPr>
         <w:t>链接:</w:t>
       </w:r>
-      <w:hyperlink r:id="rId37">
+      <w:hyperlink r:id="rId36">
         <w:r>
           <w:rPr>
             <w:color w:val="0563C1"/>
@@ -1614,7 +1568,7 @@
           <w:color w:val="888888"/>
           <w:sz w:val="24"/>
         </w:rPr>
-        <w:t>国家发改委：2500 亿元消费品以旧换新资金全部下达，今年 1-8 月相关商品销售额达 1.55 万亿元</w:t>
+        <w:t>小米米家三筒洗衣机 健康洗 Pro 14kg系列开售：洗烘款国补价4999元，滚筒款3999元</w:t>
       </w:r>
     </w:p>
     <w:p>
@@ -1624,7 +1578,58 @@
           <w:color w:val="888888"/>
           <w:sz w:val="18"/>
         </w:rPr>
-        <w:t>来源:IT之家 | 时间:09-30 10:35</w:t>
+        <w:t>来源:IT之家 | 时间:09-30 18:01</w:t>
+      </w:r>
+    </w:p>
+    <w:p>
+      <w:r>
+        <w:rPr>
+          <w:rFonts w:ascii="Times New Roman" w:hAnsi="Times New Roman" w:eastAsia="宋体"/>
+          <w:sz w:val="18"/>
+        </w:rPr>
+        <w:t>链接:</w:t>
+      </w:r>
+      <w:hyperlink r:id="rId37">
+        <w:r>
+          <w:rPr>
+            <w:color w:val="0563C1"/>
+            <w:u w:val="single"/>
+          </w:rPr>
+          <w:t>小米米家三筒洗衣机 健康洗 Pro 14kg系列开售：洗烘款国补价4999元，滚筒款3999元</w:t>
+        </w:r>
+      </w:hyperlink>
+    </w:p>
+    <w:p>
+      <w:pPr>
+        <w:pStyle w:val="Heading3"/>
+      </w:pPr>
+      <w:r>
+        <w:rPr>
+          <w:rFonts w:ascii="Times New Roman" w:hAnsi="Times New Roman" w:eastAsia="黑体"/>
+          <w:b w:val="0"/>
+          <w:color w:val="888888"/>
+          <w:sz w:val="24"/>
+        </w:rPr>
+        <w:t>【C级·参考】</w:t>
+      </w:r>
+      <w:r>
+        <w:rPr>
+          <w:rFonts w:ascii="Times New Roman" w:hAnsi="Times New Roman" w:eastAsia="黑体"/>
+          <w:b w:val="0"/>
+          <w:color w:val="888888"/>
+          <w:sz w:val="24"/>
+        </w:rPr>
+        <w:t>阿里速卖通被曝正测试 Elite VIP 会员体系：年消费超 800 美元可获邀请，购物享额外 95 折</w:t>
+      </w:r>
+    </w:p>
+    <w:p>
+      <w:r>
+        <w:rPr>
+          <w:rFonts w:ascii="Times New Roman" w:hAnsi="Times New Roman" w:eastAsia="宋体"/>
+          <w:color w:val="888888"/>
+          <w:sz w:val="18"/>
+        </w:rPr>
+        <w:t>来源:IT之家 | 时间:09-30 17:36</w:t>
       </w:r>
     </w:p>
     <w:p>
@@ -1641,7 +1646,7 @@
             <w:color w:val="0563C1"/>
             <w:u w:val="single"/>
           </w:rPr>
-          <w:t>国家发改委：2500 亿元消费品以旧换新资金全部下达，今年 1-8 月相关商品销售额达 1.55 万亿元</w:t>
+          <w:t>阿里速卖通被曝正测试 Elite VIP 会员体系：年消费超 800 美元可获邀请，购物享额外 95 折</w:t>
         </w:r>
       </w:hyperlink>
     </w:p>
@@ -1671,7 +1676,7 @@
           <w:rFonts w:ascii="Times New Roman" w:hAnsi="Times New Roman" w:eastAsia="宋体"/>
           <w:sz w:val="18"/>
         </w:rPr>
-        <w:t>IT之家(60)、GameLook(14)、HackerNews(3)、Bing新闻(7)</w:t>
+        <w:t>IT之家(60)、GameLook(14)、HackerNews(5)、Bing新闻(7)</w:t>
       </w:r>
     </w:p>
     <w:p>

--- a/briefings/线口监测午报-2026-09-30.docx
+++ b/briefings/线口监测午报-2026-09-30.docx
@@ -22,7 +22,7 @@
           <w:color w:val="888888"/>
           <w:sz w:val="18"/>
         </w:rPr>
-        <w:t>监测窗口:近48小时 | 生成时间:2026-09-30 21:36</w:t>
+        <w:t>监测窗口:近48小时 | 生成时间:2026-09-30 22:52</w:t>
       </w:r>
     </w:p>
     <w:p>
@@ -70,6 +70,57 @@
           <w:color w:val="888888"/>
           <w:sz w:val="24"/>
         </w:rPr>
+        <w:t>曝美国联邦贸易委员会对 Anthropic、OpenAI 及其他 AI 实验室加大调查力度</w:t>
+      </w:r>
+    </w:p>
+    <w:p>
+      <w:r>
+        <w:rPr>
+          <w:rFonts w:ascii="Times New Roman" w:hAnsi="Times New Roman" w:eastAsia="宋体"/>
+          <w:color w:val="888888"/>
+          <w:sz w:val="18"/>
+        </w:rPr>
+        <w:t>来源:IT之家 | 时间:09-30 22:13</w:t>
+      </w:r>
+    </w:p>
+    <w:p>
+      <w:r>
+        <w:rPr>
+          <w:rFonts w:ascii="Times New Roman" w:hAnsi="Times New Roman" w:eastAsia="宋体"/>
+          <w:sz w:val="18"/>
+        </w:rPr>
+        <w:t>链接:</w:t>
+      </w:r>
+      <w:hyperlink r:id="rId9">
+        <w:r>
+          <w:rPr>
+            <w:color w:val="0563C1"/>
+            <w:u w:val="single"/>
+          </w:rPr>
+          <w:t>曝美国联邦贸易委员会对 Anthropic、OpenAI 及其他 AI 实验室加大调查力度</w:t>
+        </w:r>
+      </w:hyperlink>
+    </w:p>
+    <w:p>
+      <w:pPr>
+        <w:pStyle w:val="Heading3"/>
+      </w:pPr>
+      <w:r>
+        <w:rPr>
+          <w:rFonts w:ascii="Times New Roman" w:hAnsi="Times New Roman" w:eastAsia="黑体"/>
+          <w:b w:val="0"/>
+          <w:color w:val="888888"/>
+          <w:sz w:val="24"/>
+        </w:rPr>
+        <w:t>【C级·参考】</w:t>
+      </w:r>
+      <w:r>
+        <w:rPr>
+          <w:rFonts w:ascii="Times New Roman" w:hAnsi="Times New Roman" w:eastAsia="黑体"/>
+          <w:b w:val="0"/>
+          <w:color w:val="888888"/>
+          <w:sz w:val="24"/>
+        </w:rPr>
         <w:t>新加坡一男子用 AI 生成鳄鱼侵袭水库照片被起诉，最高或面临 10 年监禁 +1 万新币罚款</w:t>
       </w:r>
     </w:p>
@@ -91,7 +142,7 @@
         </w:rPr>
         <w:t>链接:</w:t>
       </w:r>
-      <w:hyperlink r:id="rId9">
+      <w:hyperlink r:id="rId10">
         <w:r>
           <w:rPr>
             <w:color w:val="0563C1"/>
@@ -142,7 +193,7 @@
         </w:rPr>
         <w:t>链接:</w:t>
       </w:r>
-      <w:hyperlink r:id="rId10">
+      <w:hyperlink r:id="rId11">
         <w:r>
           <w:rPr>
             <w:color w:val="0563C1"/>
@@ -193,7 +244,7 @@
         </w:rPr>
         <w:t>链接:</w:t>
       </w:r>
-      <w:hyperlink r:id="rId11">
+      <w:hyperlink r:id="rId12">
         <w:r>
           <w:rPr>
             <w:color w:val="0563C1"/>
@@ -244,7 +295,7 @@
         </w:rPr>
         <w:t>链接:</w:t>
       </w:r>
-      <w:hyperlink r:id="rId12">
+      <w:hyperlink r:id="rId13">
         <w:r>
           <w:rPr>
             <w:color w:val="0563C1"/>
@@ -295,7 +346,7 @@
         </w:rPr>
         <w:t>链接:</w:t>
       </w:r>
-      <w:hyperlink r:id="rId13">
+      <w:hyperlink r:id="rId14">
         <w:r>
           <w:rPr>
             <w:color w:val="0563C1"/>
@@ -346,7 +397,7 @@
         </w:rPr>
         <w:t>链接:</w:t>
       </w:r>
-      <w:hyperlink r:id="rId14">
+      <w:hyperlink r:id="rId15">
         <w:r>
           <w:rPr>
             <w:color w:val="0563C1"/>
@@ -376,7 +427,7 @@
           <w:color w:val="888888"/>
           <w:sz w:val="24"/>
         </w:rPr>
-        <w:t>OpenClaw Enterprise 官宣：为智能体提供企业级安全与控制功能</w:t>
+        <w:t>“可能造成严重烫伤，甚至可能导致死亡”，AI眼镜头部品牌海外启动召回</w:t>
       </w:r>
     </w:p>
     <w:p>
@@ -386,58 +437,7 @@
           <w:color w:val="888888"/>
           <w:sz w:val="18"/>
         </w:rPr>
-        <w:t>来源:IT之家 | 时间:09-30 15:55</w:t>
-      </w:r>
-    </w:p>
-    <w:p>
-      <w:r>
-        <w:rPr>
-          <w:rFonts w:ascii="Times New Roman" w:hAnsi="Times New Roman" w:eastAsia="宋体"/>
-          <w:sz w:val="18"/>
-        </w:rPr>
-        <w:t>链接:</w:t>
-      </w:r>
-      <w:hyperlink r:id="rId15">
-        <w:r>
-          <w:rPr>
-            <w:color w:val="0563C1"/>
-            <w:u w:val="single"/>
-          </w:rPr>
-          <w:t>OpenClaw Enterprise 官宣：为智能体提供企业级安全与控制功能</w:t>
-        </w:r>
-      </w:hyperlink>
-    </w:p>
-    <w:p>
-      <w:pPr>
-        <w:pStyle w:val="Heading3"/>
-      </w:pPr>
-      <w:r>
-        <w:rPr>
-          <w:rFonts w:ascii="Times New Roman" w:hAnsi="Times New Roman" w:eastAsia="黑体"/>
-          <w:b w:val="0"/>
-          <w:color w:val="888888"/>
-          <w:sz w:val="24"/>
-        </w:rPr>
-        <w:t>【C级·参考】</w:t>
-      </w:r>
-      <w:r>
-        <w:rPr>
-          <w:rFonts w:ascii="Times New Roman" w:hAnsi="Times New Roman" w:eastAsia="黑体"/>
-          <w:b w:val="0"/>
-          <w:color w:val="888888"/>
-          <w:sz w:val="24"/>
-        </w:rPr>
-        <w:t>消息称豆包 AI 个人助手产品叫作“小豆”，计划推出独立 App</w:t>
-      </w:r>
-    </w:p>
-    <w:p>
-      <w:r>
-        <w:rPr>
-          <w:rFonts w:ascii="Times New Roman" w:hAnsi="Times New Roman" w:eastAsia="宋体"/>
-          <w:color w:val="888888"/>
-          <w:sz w:val="18"/>
-        </w:rPr>
-        <w:t>来源:IT之家 | 时间:09-30 15:52</w:t>
+        <w:t>来源:Bing新闻 | 时间:09-30 11:31</w:t>
       </w:r>
     </w:p>
     <w:p>
@@ -454,58 +454,7 @@
             <w:color w:val="0563C1"/>
             <w:u w:val="single"/>
           </w:rPr>
-          <w:t>消息称豆包 AI 个人助手产品叫作“小豆”，计划推出独立 App</w:t>
-        </w:r>
-      </w:hyperlink>
-    </w:p>
-    <w:p>
-      <w:pPr>
-        <w:pStyle w:val="Heading3"/>
-      </w:pPr>
-      <w:r>
-        <w:rPr>
-          <w:rFonts w:ascii="Times New Roman" w:hAnsi="Times New Roman" w:eastAsia="黑体"/>
-          <w:b w:val="0"/>
-          <w:color w:val="888888"/>
-          <w:sz w:val="24"/>
-        </w:rPr>
-        <w:t>【C级·参考】</w:t>
-      </w:r>
-      <w:r>
-        <w:rPr>
-          <w:rFonts w:ascii="Times New Roman" w:hAnsi="Times New Roman" w:eastAsia="黑体"/>
-          <w:b w:val="0"/>
-          <w:color w:val="888888"/>
-          <w:sz w:val="24"/>
-        </w:rPr>
-        <w:t>LG 与微软合作研发智能家居 AI 语音助手，号称可实现流畅自然语音交流</w:t>
-      </w:r>
-    </w:p>
-    <w:p>
-      <w:r>
-        <w:rPr>
-          <w:rFonts w:ascii="Times New Roman" w:hAnsi="Times New Roman" w:eastAsia="宋体"/>
-          <w:color w:val="888888"/>
-          <w:sz w:val="18"/>
-        </w:rPr>
-        <w:t>来源:IT之家 | 时间:09-30 15:38</w:t>
-      </w:r>
-    </w:p>
-    <w:p>
-      <w:r>
-        <w:rPr>
-          <w:rFonts w:ascii="Times New Roman" w:hAnsi="Times New Roman" w:eastAsia="宋体"/>
-          <w:sz w:val="18"/>
-        </w:rPr>
-        <w:t>链接:</w:t>
-      </w:r>
-      <w:hyperlink r:id="rId17">
-        <w:r>
-          <w:rPr>
-            <w:color w:val="0563C1"/>
-            <w:u w:val="single"/>
-          </w:rPr>
-          <w:t>LG 与微软合作研发智能家居 AI 语音助手，号称可实现流畅自然语音交流</w:t>
+          <w:t>“可能造成严重烫伤，甚至可能导致死亡”，AI眼镜头部品牌海外启动召回</w:t>
         </w:r>
       </w:hyperlink>
     </w:p>
@@ -550,7 +499,7 @@
         </w:rPr>
         <w:t>链接:</w:t>
       </w:r>
-      <w:hyperlink r:id="rId18">
+      <w:hyperlink r:id="rId17">
         <w:r>
           <w:rPr>
             <w:color w:val="0563C1"/>
@@ -601,7 +550,7 @@
         </w:rPr>
         <w:t>链接:</w:t>
       </w:r>
-      <w:hyperlink r:id="rId19">
+      <w:hyperlink r:id="rId18">
         <w:r>
           <w:rPr>
             <w:color w:val="0563C1"/>
@@ -652,64 +601,13 @@
         </w:rPr>
         <w:t>链接:</w:t>
       </w:r>
-      <w:hyperlink r:id="rId20">
+      <w:hyperlink r:id="rId19">
         <w:r>
           <w:rPr>
             <w:color w:val="0563C1"/>
             <w:u w:val="single"/>
           </w:rPr>
           <w:t>社交巨头Meta发布AI游戏开发引擎：“对手机说句话就能做出游戏”？</w:t>
-        </w:r>
-      </w:hyperlink>
-    </w:p>
-    <w:p>
-      <w:pPr>
-        <w:pStyle w:val="Heading3"/>
-      </w:pPr>
-      <w:r>
-        <w:rPr>
-          <w:rFonts w:ascii="Times New Roman" w:hAnsi="Times New Roman" w:eastAsia="黑体"/>
-          <w:b w:val="0"/>
-          <w:color w:val="888888"/>
-          <w:sz w:val="24"/>
-        </w:rPr>
-        <w:t>【C级·参考】</w:t>
-      </w:r>
-      <w:r>
-        <w:rPr>
-          <w:rFonts w:ascii="Times New Roman" w:hAnsi="Times New Roman" w:eastAsia="黑体"/>
-          <w:b w:val="0"/>
-          <w:color w:val="888888"/>
-          <w:sz w:val="24"/>
-        </w:rPr>
-        <w:t>AI眼镜遭遇“散热”拷问：头部品牌被曝长时间使用存在过热烫伤风险，海外已启动召回</w:t>
-      </w:r>
-    </w:p>
-    <w:p>
-      <w:r>
-        <w:rPr>
-          <w:rFonts w:ascii="Times New Roman" w:hAnsi="Times New Roman" w:eastAsia="宋体"/>
-          <w:color w:val="888888"/>
-          <w:sz w:val="18"/>
-        </w:rPr>
-        <w:t>来源:Bing新闻 | 时间:09-30 09:00</w:t>
-      </w:r>
-    </w:p>
-    <w:p>
-      <w:r>
-        <w:rPr>
-          <w:rFonts w:ascii="Times New Roman" w:hAnsi="Times New Roman" w:eastAsia="宋体"/>
-          <w:sz w:val="18"/>
-        </w:rPr>
-        <w:t>链接:</w:t>
-      </w:r>
-      <w:hyperlink r:id="rId21">
-        <w:r>
-          <w:rPr>
-            <w:color w:val="0563C1"/>
-            <w:u w:val="single"/>
-          </w:rPr>
-          <w:t>AI眼镜遭遇“散热”拷问：头部品牌被曝长时间使用存在过热烫伤风险，海外已启动召回</w:t>
         </w:r>
       </w:hyperlink>
     </w:p>
@@ -754,64 +652,13 @@
         </w:rPr>
         <w:t>链接:</w:t>
       </w:r>
-      <w:hyperlink r:id="rId22">
+      <w:hyperlink r:id="rId20">
         <w:r>
           <w:rPr>
             <w:color w:val="0563C1"/>
             <w:u w:val="single"/>
           </w:rPr>
           <w:t>AI眼镜的“iPhone时刻”，还有多远？</w:t>
-        </w:r>
-      </w:hyperlink>
-    </w:p>
-    <w:p>
-      <w:pPr>
-        <w:pStyle w:val="Heading3"/>
-      </w:pPr>
-      <w:r>
-        <w:rPr>
-          <w:rFonts w:ascii="Times New Roman" w:hAnsi="Times New Roman" w:eastAsia="黑体"/>
-          <w:b w:val="0"/>
-          <w:color w:val="888888"/>
-          <w:sz w:val="24"/>
-        </w:rPr>
-        <w:t>【C级·参考】</w:t>
-      </w:r>
-      <w:r>
-        <w:rPr>
-          <w:rFonts w:ascii="Times New Roman" w:hAnsi="Times New Roman" w:eastAsia="黑体"/>
-          <w:b w:val="0"/>
-          <w:color w:val="888888"/>
-          <w:sz w:val="24"/>
-        </w:rPr>
-        <w:t>AI硬件迎来“寒武纪”，百度智能云如何卡位？｜高管访谈</w:t>
-      </w:r>
-    </w:p>
-    <w:p>
-      <w:r>
-        <w:rPr>
-          <w:rFonts w:ascii="Times New Roman" w:hAnsi="Times New Roman" w:eastAsia="宋体"/>
-          <w:color w:val="888888"/>
-          <w:sz w:val="18"/>
-        </w:rPr>
-        <w:t>来源:Bing新闻 | 时间:09-30 07:35</w:t>
-      </w:r>
-    </w:p>
-    <w:p>
-      <w:r>
-        <w:rPr>
-          <w:rFonts w:ascii="Times New Roman" w:hAnsi="Times New Roman" w:eastAsia="宋体"/>
-          <w:sz w:val="18"/>
-        </w:rPr>
-        <w:t>链接:</w:t>
-      </w:r>
-      <w:hyperlink r:id="rId23">
-        <w:r>
-          <w:rPr>
-            <w:color w:val="0563C1"/>
-            <w:u w:val="single"/>
-          </w:rPr>
-          <w:t>AI硬件迎来“寒武纪”，百度智能云如何卡位？｜高管访谈</w:t>
         </w:r>
       </w:hyperlink>
     </w:p>
@@ -856,13 +703,64 @@
         </w:rPr>
         <w:t>链接:</w:t>
       </w:r>
-      <w:hyperlink r:id="rId24">
+      <w:hyperlink r:id="rId21">
         <w:r>
           <w:rPr>
             <w:color w:val="0563C1"/>
             <w:u w:val="single"/>
           </w:rPr>
           <w:t>“可能造成严重烫伤甚至死亡”，某AI眼镜品牌海外启动召回</w:t>
+        </w:r>
+      </w:hyperlink>
+    </w:p>
+    <w:p>
+      <w:pPr>
+        <w:pStyle w:val="Heading3"/>
+      </w:pPr>
+      <w:r>
+        <w:rPr>
+          <w:rFonts w:ascii="Times New Roman" w:hAnsi="Times New Roman" w:eastAsia="黑体"/>
+          <w:b w:val="0"/>
+          <w:color w:val="888888"/>
+          <w:sz w:val="24"/>
+        </w:rPr>
+        <w:t>【C级·参考】</w:t>
+      </w:r>
+      <w:r>
+        <w:rPr>
+          <w:rFonts w:ascii="Times New Roman" w:hAnsi="Times New Roman" w:eastAsia="黑体"/>
+          <w:b w:val="0"/>
+          <w:color w:val="888888"/>
+          <w:sz w:val="24"/>
+        </w:rPr>
+        <w:t>AI眼镜遭遇“散热”拷问：头部品牌被曝长时间使用存在过热烫伤风险，海外已启动召回</w:t>
+      </w:r>
+    </w:p>
+    <w:p>
+      <w:r>
+        <w:rPr>
+          <w:rFonts w:ascii="Times New Roman" w:hAnsi="Times New Roman" w:eastAsia="宋体"/>
+          <w:color w:val="888888"/>
+          <w:sz w:val="18"/>
+        </w:rPr>
+        <w:t>来源:Bing新闻 | 时间:09-30 01:00</w:t>
+      </w:r>
+    </w:p>
+    <w:p>
+      <w:r>
+        <w:rPr>
+          <w:rFonts w:ascii="Times New Roman" w:hAnsi="Times New Roman" w:eastAsia="宋体"/>
+          <w:sz w:val="18"/>
+        </w:rPr>
+        <w:t>链接:</w:t>
+      </w:r>
+      <w:hyperlink r:id="rId22">
+        <w:r>
+          <w:rPr>
+            <w:color w:val="0563C1"/>
+            <w:u w:val="single"/>
+          </w:rPr>
+          <w:t>AI眼镜遭遇“散热”拷问：头部品牌被曝长时间使用存在过热烫伤风险，海外已启动召回</w:t>
         </w:r>
       </w:hyperlink>
     </w:p>
@@ -907,13 +805,64 @@
         </w:rPr>
         <w:t>链接:</w:t>
       </w:r>
-      <w:hyperlink r:id="rId25">
+      <w:hyperlink r:id="rId23">
         <w:r>
           <w:rPr>
             <w:color w:val="0563C1"/>
             <w:u w:val="single"/>
           </w:rPr>
           <w:t>镜腿异常升温或存烫伤风险！AI眼镜海外启动召回，影目回应</w:t>
+        </w:r>
+      </w:hyperlink>
+    </w:p>
+    <w:p>
+      <w:pPr>
+        <w:pStyle w:val="Heading3"/>
+      </w:pPr>
+      <w:r>
+        <w:rPr>
+          <w:rFonts w:ascii="Times New Roman" w:hAnsi="Times New Roman" w:eastAsia="黑体"/>
+          <w:b w:val="0"/>
+          <w:color w:val="888888"/>
+          <w:sz w:val="24"/>
+        </w:rPr>
+        <w:t>【C级·参考】</w:t>
+      </w:r>
+      <w:r>
+        <w:rPr>
+          <w:rFonts w:ascii="Times New Roman" w:hAnsi="Times New Roman" w:eastAsia="黑体"/>
+          <w:b w:val="0"/>
+          <w:color w:val="888888"/>
+          <w:sz w:val="24"/>
+        </w:rPr>
+        <w:t>AI硬件迎来“寒武纪”，百度智能云如何卡位？｜高管访谈</w:t>
+      </w:r>
+    </w:p>
+    <w:p>
+      <w:r>
+        <w:rPr>
+          <w:rFonts w:ascii="Times New Roman" w:hAnsi="Times New Roman" w:eastAsia="宋体"/>
+          <w:color w:val="888888"/>
+          <w:sz w:val="18"/>
+        </w:rPr>
+        <w:t>来源:Bing新闻 | 时间:09-30 01:00</w:t>
+      </w:r>
+    </w:p>
+    <w:p>
+      <w:r>
+        <w:rPr>
+          <w:rFonts w:ascii="Times New Roman" w:hAnsi="Times New Roman" w:eastAsia="宋体"/>
+          <w:sz w:val="18"/>
+        </w:rPr>
+        <w:t>链接:</w:t>
+      </w:r>
+      <w:hyperlink r:id="rId24">
+        <w:r>
+          <w:rPr>
+            <w:color w:val="0563C1"/>
+            <w:u w:val="single"/>
+          </w:rPr>
+          <w:t>AI硬件迎来“寒武纪”，百度智能云如何卡位？｜高管访谈</w:t>
         </w:r>
       </w:hyperlink>
     </w:p>
@@ -1004,7 +953,7 @@
         </w:rPr>
         <w:t>链接:</w:t>
       </w:r>
-      <w:hyperlink r:id="rId26">
+      <w:hyperlink r:id="rId25">
         <w:r>
           <w:rPr>
             <w:color w:val="0563C1"/>
@@ -1025,6 +974,159 @@
         </w:rPr>
         <w:t>游戏/电竞/平台公司</w:t>
       </w:r>
+    </w:p>
+    <w:p>
+      <w:pPr>
+        <w:pStyle w:val="Heading3"/>
+      </w:pPr>
+      <w:r>
+        <w:rPr>
+          <w:rFonts w:ascii="Times New Roman" w:hAnsi="Times New Roman" w:eastAsia="黑体"/>
+          <w:b w:val="0"/>
+          <w:color w:val="888888"/>
+          <w:sz w:val="24"/>
+        </w:rPr>
+        <w:t>【C级·参考】</w:t>
+      </w:r>
+      <w:r>
+        <w:rPr>
+          <w:rFonts w:ascii="Times New Roman" w:hAnsi="Times New Roman" w:eastAsia="黑体"/>
+          <w:b w:val="0"/>
+          <w:color w:val="888888"/>
+          <w:sz w:val="24"/>
+        </w:rPr>
+        <w:t>《英雄不再》系列游戏开发商草蜢工作室宣布脱离网易，独立运营</w:t>
+      </w:r>
+    </w:p>
+    <w:p>
+      <w:r>
+        <w:rPr>
+          <w:rFonts w:ascii="Times New Roman" w:hAnsi="Times New Roman" w:eastAsia="宋体"/>
+          <w:color w:val="888888"/>
+          <w:sz w:val="18"/>
+        </w:rPr>
+        <w:t>来源:IT之家 | 时间:09-30 22:42</w:t>
+      </w:r>
+    </w:p>
+    <w:p>
+      <w:r>
+        <w:rPr>
+          <w:rFonts w:ascii="Times New Roman" w:hAnsi="Times New Roman" w:eastAsia="宋体"/>
+          <w:sz w:val="18"/>
+        </w:rPr>
+        <w:t>链接:</w:t>
+      </w:r>
+      <w:hyperlink r:id="rId26">
+        <w:r>
+          <w:rPr>
+            <w:color w:val="0563C1"/>
+            <w:u w:val="single"/>
+          </w:rPr>
+          <w:t>《英雄不再》系列游戏开发商草蜢工作室宣布脱离网易，独立运营</w:t>
+        </w:r>
+      </w:hyperlink>
+    </w:p>
+    <w:p>
+      <w:pPr>
+        <w:pStyle w:val="Heading3"/>
+      </w:pPr>
+      <w:r>
+        <w:rPr>
+          <w:rFonts w:ascii="Times New Roman" w:hAnsi="Times New Roman" w:eastAsia="黑体"/>
+          <w:b w:val="0"/>
+          <w:color w:val="888888"/>
+          <w:sz w:val="24"/>
+        </w:rPr>
+        <w:t>【C级·参考】</w:t>
+      </w:r>
+      <w:r>
+        <w:rPr>
+          <w:rFonts w:ascii="Times New Roman" w:hAnsi="Times New Roman" w:eastAsia="黑体"/>
+          <w:b w:val="0"/>
+          <w:color w:val="888888"/>
+          <w:sz w:val="24"/>
+        </w:rPr>
+        <w:t>中国队夺得《第五人格》金牌，穆欣月成首位亚运电竞女子冠军</w:t>
+      </w:r>
+    </w:p>
+    <w:p>
+      <w:r>
+        <w:rPr>
+          <w:rFonts w:ascii="Times New Roman" w:hAnsi="Times New Roman" w:eastAsia="宋体"/>
+          <w:color w:val="888888"/>
+          <w:sz w:val="18"/>
+        </w:rPr>
+        <w:t>来源:IT之家 | 时间:09-30 22:08</w:t>
+      </w:r>
+    </w:p>
+    <w:p>
+      <w:r>
+        <w:rPr>
+          <w:rFonts w:ascii="Times New Roman" w:hAnsi="Times New Roman" w:eastAsia="宋体"/>
+          <w:sz w:val="18"/>
+        </w:rPr>
+        <w:t>链接:</w:t>
+      </w:r>
+      <w:hyperlink r:id="rId27">
+        <w:r>
+          <w:rPr>
+            <w:color w:val="0563C1"/>
+            <w:u w:val="single"/>
+          </w:rPr>
+          <w:t>中国队夺得《第五人格》金牌，穆欣月成首位亚运电竞女子冠军</w:t>
+        </w:r>
+      </w:hyperlink>
+    </w:p>
+    <w:p>
+      <w:pPr>
+        <w:pStyle w:val="Heading3"/>
+      </w:pPr>
+      <w:r>
+        <w:rPr>
+          <w:rFonts w:ascii="Times New Roman" w:hAnsi="Times New Roman" w:eastAsia="黑体"/>
+          <w:b w:val="0"/>
+          <w:color w:val="888888"/>
+          <w:sz w:val="24"/>
+        </w:rPr>
+        <w:t>【C级·参考】</w:t>
+      </w:r>
+      <w:r>
+        <w:rPr>
+          <w:rFonts w:ascii="Times New Roman" w:hAnsi="Times New Roman" w:eastAsia="黑体"/>
+          <w:b w:val="0"/>
+          <w:color w:val="888888"/>
+          <w:sz w:val="24"/>
+        </w:rPr>
+        <w:t>《红色沙漠》游戏首个 DLC《未知征途》跳票两周，10 月 30 日见</w:t>
+      </w:r>
+    </w:p>
+    <w:p>
+      <w:r>
+        <w:rPr>
+          <w:rFonts w:ascii="Times New Roman" w:hAnsi="Times New Roman" w:eastAsia="宋体"/>
+          <w:color w:val="888888"/>
+          <w:sz w:val="18"/>
+        </w:rPr>
+        <w:t>来源:IT之家 | 时间:09-30 22:04</w:t>
+      </w:r>
+    </w:p>
+    <w:p>
+      <w:r>
+        <w:rPr>
+          <w:rFonts w:ascii="Times New Roman" w:hAnsi="Times New Roman" w:eastAsia="宋体"/>
+          <w:sz w:val="18"/>
+        </w:rPr>
+        <w:t>链接:</w:t>
+      </w:r>
+      <w:hyperlink r:id="rId28">
+        <w:r>
+          <w:rPr>
+            <w:color w:val="0563C1"/>
+            <w:u w:val="single"/>
+          </w:rPr>
+          <w:t>《红色沙漠》游戏首个 DLC《未知征途》跳票两周，10 月 30 日见</w:t>
+        </w:r>
+      </w:hyperlink>
     </w:p>
     <w:p>
       <w:pPr>
@@ -1067,7 +1169,7 @@
         </w:rPr>
         <w:t>链接:</w:t>
       </w:r>
-      <w:hyperlink r:id="rId27">
+      <w:hyperlink r:id="rId29">
         <w:r>
           <w:rPr>
             <w:color w:val="0563C1"/>
@@ -1118,7 +1220,7 @@
         </w:rPr>
         <w:t>链接:</w:t>
       </w:r>
-      <w:hyperlink r:id="rId28">
+      <w:hyperlink r:id="rId30">
         <w:r>
           <w:rPr>
             <w:color w:val="0563C1"/>
@@ -1169,7 +1271,7 @@
         </w:rPr>
         <w:t>链接:</w:t>
       </w:r>
-      <w:hyperlink r:id="rId29">
+      <w:hyperlink r:id="rId31">
         <w:r>
           <w:rPr>
             <w:color w:val="0563C1"/>
@@ -1220,115 +1322,13 @@
         </w:rPr>
         <w:t>链接:</w:t>
       </w:r>
-      <w:hyperlink r:id="rId30">
+      <w:hyperlink r:id="rId32">
         <w:r>
           <w:rPr>
             <w:color w:val="0563C1"/>
             <w:u w:val="single"/>
           </w:rPr>
           <w:t>《使命召唤：现代战争 4》游戏 PC 版特性官宣：支持超宽屏、光追、HDR10+ 与插帧等</w:t>
-        </w:r>
-      </w:hyperlink>
-    </w:p>
-    <w:p>
-      <w:pPr>
-        <w:pStyle w:val="Heading3"/>
-      </w:pPr>
-      <w:r>
-        <w:rPr>
-          <w:rFonts w:ascii="Times New Roman" w:hAnsi="Times New Roman" w:eastAsia="黑体"/>
-          <w:b w:val="0"/>
-          <w:color w:val="888888"/>
-          <w:sz w:val="24"/>
-        </w:rPr>
-        <w:t>【C级·参考】</w:t>
-      </w:r>
-      <w:r>
-        <w:rPr>
-          <w:rFonts w:ascii="Times New Roman" w:hAnsi="Times New Roman" w:eastAsia="黑体"/>
-          <w:b w:val="0"/>
-          <w:color w:val="888888"/>
-          <w:sz w:val="24"/>
-        </w:rPr>
-        <w:t>铭凡推出新款原子侠 G1 PRO 游戏迷你主机：换用 Radeon RX 9060 XT 显卡，1759 美元</w:t>
-      </w:r>
-    </w:p>
-    <w:p>
-      <w:r>
-        <w:rPr>
-          <w:rFonts w:ascii="Times New Roman" w:hAnsi="Times New Roman" w:eastAsia="宋体"/>
-          <w:color w:val="888888"/>
-          <w:sz w:val="18"/>
-        </w:rPr>
-        <w:t>来源:IT之家 | 时间:09-30 16:16</w:t>
-      </w:r>
-    </w:p>
-    <w:p>
-      <w:r>
-        <w:rPr>
-          <w:rFonts w:ascii="Times New Roman" w:hAnsi="Times New Roman" w:eastAsia="宋体"/>
-          <w:sz w:val="18"/>
-        </w:rPr>
-        <w:t>链接:</w:t>
-      </w:r>
-      <w:hyperlink r:id="rId31">
-        <w:r>
-          <w:rPr>
-            <w:color w:val="0563C1"/>
-            <w:u w:val="single"/>
-          </w:rPr>
-          <w:t>铭凡推出新款原子侠 G1 PRO 游戏迷你主机：换用 Radeon RX 9060 XT 显卡，1759 美元</w:t>
-        </w:r>
-      </w:hyperlink>
-    </w:p>
-    <w:p>
-      <w:pPr>
-        <w:pStyle w:val="Heading3"/>
-      </w:pPr>
-      <w:r>
-        <w:rPr>
-          <w:rFonts w:ascii="Times New Roman" w:hAnsi="Times New Roman" w:eastAsia="黑体"/>
-          <w:b w:val="0"/>
-          <w:color w:val="888888"/>
-          <w:sz w:val="24"/>
-        </w:rPr>
-        <w:t>【C级·参考】</w:t>
-      </w:r>
-      <w:r>
-        <w:rPr>
-          <w:rFonts w:ascii="Times New Roman" w:hAnsi="Times New Roman" w:eastAsia="黑体"/>
-          <w:b w:val="0"/>
-          <w:color w:val="888888"/>
-          <w:sz w:val="24"/>
-        </w:rPr>
-        <w:t>索尼 PS Store 无意间曝光《GTA6》游戏分级：PEGI 18</w:t>
-      </w:r>
-    </w:p>
-    <w:p>
-      <w:r>
-        <w:rPr>
-          <w:rFonts w:ascii="Times New Roman" w:hAnsi="Times New Roman" w:eastAsia="宋体"/>
-          <w:color w:val="888888"/>
-          <w:sz w:val="18"/>
-        </w:rPr>
-        <w:t>来源:IT之家 | 时间:09-30 16:01</w:t>
-      </w:r>
-    </w:p>
-    <w:p>
-      <w:r>
-        <w:rPr>
-          <w:rFonts w:ascii="Times New Roman" w:hAnsi="Times New Roman" w:eastAsia="宋体"/>
-          <w:sz w:val="18"/>
-        </w:rPr>
-        <w:t>链接:</w:t>
-      </w:r>
-      <w:hyperlink r:id="rId32">
-        <w:r>
-          <w:rPr>
-            <w:color w:val="0563C1"/>
-            <w:u w:val="single"/>
-          </w:rPr>
-          <w:t>索尼 PS Store 无意间曝光《GTA6》游戏分级：PEGI 18</w:t>
         </w:r>
       </w:hyperlink>
     </w:p>
@@ -1676,7 +1676,7 @@
           <w:rFonts w:ascii="Times New Roman" w:hAnsi="Times New Roman" w:eastAsia="宋体"/>
           <w:sz w:val="18"/>
         </w:rPr>
-        <w:t>IT之家(60)、GameLook(14)、HackerNews(5)、Bing新闻(7)</w:t>
+        <w:t>IT之家(60)、GameLook(14)、HackerNews(5)、Bing新闻(8)</w:t>
       </w:r>
     </w:p>
     <w:p>
